--- a/work/reviewresponse/MBACase_ReviewResponsePlaybook_EXHIBITS_KR.docx
+++ b/work/reviewresponse/MBACase_ReviewResponsePlaybook_EXHIBITS_KR.docx
@@ -40,6 +40,8 @@
       <w:r>
         <w:rPr>
           <w:rFonts w:ascii="Noto Sans CJK KR" w:cs="Noto Sans CJK KR" w:eastAsia="Noto Sans CJK KR" w:hAnsi="Noto Sans CJK KR"/>
+          <w:b w:val="false"/>
+          <w:bCs w:val="false"/>
           <w:i/>
           <w:iCs/>
           <w:sz w:val="22"/>
@@ -50,6 +52,8 @@
       <w:r>
         <w:rPr>
           <w:rFonts w:ascii="Noto Sans CJK KR" w:cs="Noto Sans CJK KR" w:eastAsia="Noto Sans CJK KR" w:hAnsi="Noto Sans CJK KR"/>
+          <w:b/>
+          <w:bCs/>
           <w:i/>
           <w:iCs/>
           <w:sz w:val="22"/>
@@ -60,6 +64,8 @@
       <w:r>
         <w:rPr>
           <w:rFonts w:ascii="Noto Sans CJK KR" w:cs="Noto Sans CJK KR" w:eastAsia="Noto Sans CJK KR" w:hAnsi="Noto Sans CJK KR"/>
+          <w:b w:val="false"/>
+          <w:bCs w:val="false"/>
           <w:i/>
           <w:iCs/>
           <w:sz w:val="22"/>
@@ -70,6 +76,8 @@
       <w:r>
         <w:rPr>
           <w:rFonts w:ascii="Noto Sans CJK KR" w:cs="Noto Sans CJK KR" w:eastAsia="Noto Sans CJK KR" w:hAnsi="Noto Sans CJK KR"/>
+          <w:b/>
+          <w:bCs/>
           <w:i/>
           <w:iCs/>
           <w:sz w:val="22"/>
@@ -80,6 +88,8 @@
       <w:r>
         <w:rPr>
           <w:rFonts w:ascii="Noto Sans CJK KR" w:cs="Noto Sans CJK KR" w:eastAsia="Noto Sans CJK KR" w:hAnsi="Noto Sans CJK KR"/>
+          <w:b w:val="false"/>
+          <w:bCs w:val="false"/>
           <w:i/>
           <w:iCs/>
           <w:sz w:val="22"/>
@@ -122,6 +132,8 @@
       <w:r>
         <w:rPr>
           <w:rFonts w:ascii="Noto Sans CJK KR" w:cs="Noto Sans CJK KR" w:eastAsia="Noto Sans CJK KR" w:hAnsi="Noto Sans CJK KR"/>
+          <w:b w:val="false"/>
+          <w:bCs w:val="false"/>
           <w:i/>
           <w:iCs/>
           <w:sz w:val="22"/>
@@ -132,6 +144,8 @@
       <w:r>
         <w:rPr>
           <w:rFonts w:ascii="Noto Sans CJK KR" w:cs="Noto Sans CJK KR" w:eastAsia="Noto Sans CJK KR" w:hAnsi="Noto Sans CJK KR"/>
+          <w:b/>
+          <w:bCs/>
           <w:i/>
           <w:iCs/>
           <w:sz w:val="22"/>
@@ -142,6 +156,8 @@
       <w:r>
         <w:rPr>
           <w:rFonts w:ascii="Noto Sans CJK KR" w:cs="Noto Sans CJK KR" w:eastAsia="Noto Sans CJK KR" w:hAnsi="Noto Sans CJK KR"/>
+          <w:b w:val="false"/>
+          <w:bCs w:val="false"/>
           <w:i/>
           <w:iCs/>
           <w:sz w:val="22"/>
@@ -152,6 +168,8 @@
       <w:r>
         <w:rPr>
           <w:rFonts w:ascii="Noto Sans CJK KR" w:cs="Noto Sans CJK KR" w:eastAsia="Noto Sans CJK KR" w:hAnsi="Noto Sans CJK KR"/>
+          <w:b/>
+          <w:bCs/>
           <w:i/>
           <w:iCs/>
           <w:sz w:val="22"/>
@@ -159,6 +177,16 @@
         </w:rPr>
         <w:t xml:space="preserve">임원 세미나 배포 시 F 별지는 제외한다.</w:t>
       </w:r>
+    </w:p>
+    <w:p>
+      <w:pPr>
+        <w:pBdr>
+          <w:left w:val="single" w:color="AAAAAA" w:sz="12" w:space="8"/>
+        </w:pBdr>
+        <w:shd w:fill="F8F8F8" w:color="auto" w:val="clear"/>
+        <w:spacing w:after="40" w:before="40"/>
+        <w:ind w:left="400"/>
+      </w:pPr>
       <w:r>
         <w:rPr>
           <w:rFonts w:ascii="Noto Sans CJK KR" w:cs="Noto Sans CJK KR" w:eastAsia="Noto Sans CJK KR" w:hAnsi="Noto Sans CJK KR"/>
@@ -169,7 +197,7 @@
           <w:sz w:val="22"/>
           <w:szCs w:val="22"/>
         </w:rPr>
-        <w:t xml:space="preserve">**</w:t>
+        <w:t xml:space="preserve"> </w:t>
       </w:r>
     </w:p>
     <w:p>
@@ -186,26 +214,6 @@
           <w:rFonts w:ascii="Noto Sans CJK KR" w:cs="Noto Sans CJK KR" w:eastAsia="Noto Sans CJK KR" w:hAnsi="Noto Sans CJK KR"/>
           <w:b w:val="false"/>
           <w:bCs w:val="false"/>
-          <w:i w:val="false"/>
-          <w:iCs w:val="false"/>
-          <w:sz w:val="22"/>
-          <w:szCs w:val="22"/>
-        </w:rPr>
-        <w:t xml:space="preserve"> </w:t>
-      </w:r>
-    </w:p>
-    <w:p>
-      <w:pPr>
-        <w:pBdr>
-          <w:left w:val="single" w:color="AAAAAA" w:sz="12" w:space="8"/>
-        </w:pBdr>
-        <w:shd w:fill="F8F8F8" w:color="auto" w:val="clear"/>
-        <w:spacing w:after="40" w:before="40"/>
-        <w:ind w:left="400"/>
-      </w:pPr>
-      <w:r>
-        <w:rPr>
-          <w:rFonts w:ascii="Noto Sans CJK KR" w:cs="Noto Sans CJK KR" w:eastAsia="Noto Sans CJK KR" w:hAnsi="Noto Sans CJK KR"/>
           <w:i/>
           <w:iCs/>
           <w:sz w:val="22"/>
@@ -276,6 +284,8 @@
           <w:rFonts w:ascii="Noto Sans CJK KR" w:cs="Noto Sans CJK KR" w:eastAsia="Noto Sans CJK KR" w:hAnsi="Noto Sans CJK KR"/>
           <w:b/>
           <w:bCs/>
+          <w:i w:val="false"/>
+          <w:iCs w:val="false"/>
           <w:sz w:val="22"/>
           <w:szCs w:val="22"/>
         </w:rPr>
@@ -409,6 +419,10 @@
             <w:r>
               <w:rPr>
                 <w:rFonts w:ascii="Noto Sans Mono CJK KR" w:cs="Noto Sans Mono CJK KR" w:eastAsia="Noto Sans Mono CJK KR" w:hAnsi="Noto Sans Mono CJK KR"/>
+                <w:b w:val="false"/>
+                <w:bCs w:val="false"/>
+                <w:i w:val="false"/>
+                <w:iCs w:val="false"/>
                 <w:sz w:val="20"/>
                 <w:szCs w:val="20"/>
               </w:rPr>
@@ -529,6 +543,8 @@
                 <w:rFonts w:ascii="Noto Sans CJK KR" w:cs="Noto Sans CJK KR" w:eastAsia="Noto Sans CJK KR" w:hAnsi="Noto Sans CJK KR"/>
                 <w:b/>
                 <w:bCs/>
+                <w:i w:val="false"/>
+                <w:iCs w:val="false"/>
                 <w:sz w:val="22"/>
                 <w:szCs w:val="22"/>
               </w:rPr>
@@ -576,6 +592,8 @@
                 <w:rFonts w:ascii="Noto Sans CJK KR" w:cs="Noto Sans CJK KR" w:eastAsia="Noto Sans CJK KR" w:hAnsi="Noto Sans CJK KR"/>
                 <w:b/>
                 <w:bCs/>
+                <w:i w:val="false"/>
+                <w:iCs w:val="false"/>
                 <w:sz w:val="22"/>
                 <w:szCs w:val="22"/>
               </w:rPr>
@@ -623,6 +641,8 @@
                 <w:rFonts w:ascii="Noto Sans CJK KR" w:cs="Noto Sans CJK KR" w:eastAsia="Noto Sans CJK KR" w:hAnsi="Noto Sans CJK KR"/>
                 <w:b/>
                 <w:bCs/>
+                <w:i w:val="false"/>
+                <w:iCs w:val="false"/>
                 <w:sz w:val="22"/>
                 <w:szCs w:val="22"/>
               </w:rPr>
@@ -682,6 +702,8 @@
                 <w:rFonts w:ascii="Noto Sans CJK KR" w:cs="Noto Sans CJK KR" w:eastAsia="Noto Sans CJK KR" w:hAnsi="Noto Sans CJK KR"/>
                 <w:b/>
                 <w:bCs/>
+                <w:i w:val="false"/>
+                <w:iCs w:val="false"/>
                 <w:sz w:val="22"/>
                 <w:szCs w:val="22"/>
               </w:rPr>
@@ -741,6 +763,8 @@
                 <w:rFonts w:ascii="Noto Sans CJK KR" w:cs="Noto Sans CJK KR" w:eastAsia="Noto Sans CJK KR" w:hAnsi="Noto Sans CJK KR"/>
                 <w:b/>
                 <w:bCs/>
+                <w:i w:val="false"/>
+                <w:iCs w:val="false"/>
                 <w:sz w:val="22"/>
                 <w:szCs w:val="22"/>
               </w:rPr>
@@ -861,6 +885,8 @@
                 <w:rFonts w:ascii="Noto Sans CJK KR" w:cs="Noto Sans CJK KR" w:eastAsia="Noto Sans CJK KR" w:hAnsi="Noto Sans CJK KR"/>
                 <w:b/>
                 <w:bCs/>
+                <w:i w:val="false"/>
+                <w:iCs w:val="false"/>
                 <w:sz w:val="22"/>
                 <w:szCs w:val="22"/>
               </w:rPr>
@@ -919,6 +945,8 @@
           <w:rFonts w:ascii="Noto Sans CJK KR" w:cs="Noto Sans CJK KR" w:eastAsia="Noto Sans CJK KR" w:hAnsi="Noto Sans CJK KR"/>
           <w:b/>
           <w:bCs/>
+          <w:i w:val="false"/>
+          <w:iCs w:val="false"/>
           <w:sz w:val="22"/>
           <w:szCs w:val="22"/>
         </w:rPr>
@@ -941,6 +969,8 @@
           <w:rFonts w:ascii="Noto Sans CJK KR" w:cs="Noto Sans CJK KR" w:eastAsia="Noto Sans CJK KR" w:hAnsi="Noto Sans CJK KR"/>
           <w:b/>
           <w:bCs/>
+          <w:i w:val="false"/>
+          <w:iCs w:val="false"/>
           <w:sz w:val="22"/>
           <w:szCs w:val="22"/>
         </w:rPr>
@@ -963,6 +993,8 @@
           <w:rFonts w:ascii="Noto Sans CJK KR" w:cs="Noto Sans CJK KR" w:eastAsia="Noto Sans CJK KR" w:hAnsi="Noto Sans CJK KR"/>
           <w:b/>
           <w:bCs/>
+          <w:i w:val="false"/>
+          <w:iCs w:val="false"/>
           <w:sz w:val="22"/>
           <w:szCs w:val="22"/>
         </w:rPr>
@@ -985,6 +1017,8 @@
           <w:rFonts w:ascii="Noto Sans CJK KR" w:cs="Noto Sans CJK KR" w:eastAsia="Noto Sans CJK KR" w:hAnsi="Noto Sans CJK KR"/>
           <w:b/>
           <w:bCs/>
+          <w:i w:val="false"/>
+          <w:iCs w:val="false"/>
           <w:sz w:val="22"/>
           <w:szCs w:val="22"/>
         </w:rPr>
@@ -1025,6 +1059,8 @@
           <w:rFonts w:ascii="Noto Sans CJK KR" w:cs="Noto Sans CJK KR" w:eastAsia="Noto Sans CJK KR" w:hAnsi="Noto Sans CJK KR"/>
           <w:b/>
           <w:bCs/>
+          <w:i w:val="false"/>
+          <w:iCs w:val="false"/>
           <w:sz w:val="22"/>
           <w:szCs w:val="22"/>
         </w:rPr>
@@ -1065,6 +1101,8 @@
           <w:rFonts w:ascii="Noto Sans CJK KR" w:cs="Noto Sans CJK KR" w:eastAsia="Noto Sans CJK KR" w:hAnsi="Noto Sans CJK KR"/>
           <w:b/>
           <w:bCs/>
+          <w:i w:val="false"/>
+          <w:iCs w:val="false"/>
           <w:sz w:val="22"/>
           <w:szCs w:val="22"/>
         </w:rPr>
@@ -1087,6 +1125,8 @@
           <w:rFonts w:ascii="Noto Sans CJK KR" w:cs="Noto Sans CJK KR" w:eastAsia="Noto Sans CJK KR" w:hAnsi="Noto Sans CJK KR"/>
           <w:b/>
           <w:bCs/>
+          <w:i w:val="false"/>
+          <w:iCs w:val="false"/>
           <w:sz w:val="22"/>
           <w:szCs w:val="22"/>
         </w:rPr>
@@ -1122,6 +1162,8 @@
           <w:rFonts w:ascii="Noto Sans CJK KR" w:cs="Noto Sans CJK KR" w:eastAsia="Noto Sans CJK KR" w:hAnsi="Noto Sans CJK KR"/>
           <w:b/>
           <w:bCs/>
+          <w:i w:val="false"/>
+          <w:iCs w:val="false"/>
           <w:sz w:val="22"/>
           <w:szCs w:val="22"/>
         </w:rPr>
@@ -1323,6 +1365,8 @@
                 <w:rFonts w:ascii="Noto Sans CJK KR" w:cs="Noto Sans CJK KR" w:eastAsia="Noto Sans CJK KR" w:hAnsi="Noto Sans CJK KR"/>
                 <w:b/>
                 <w:bCs/>
+                <w:i w:val="false"/>
+                <w:iCs w:val="false"/>
                 <w:sz w:val="22"/>
                 <w:szCs w:val="22"/>
               </w:rPr>
@@ -1436,6 +1480,8 @@
                 <w:rFonts w:ascii="Noto Sans CJK KR" w:cs="Noto Sans CJK KR" w:eastAsia="Noto Sans CJK KR" w:hAnsi="Noto Sans CJK KR"/>
                 <w:b/>
                 <w:bCs/>
+                <w:i w:val="false"/>
+                <w:iCs w:val="false"/>
                 <w:sz w:val="22"/>
                 <w:szCs w:val="22"/>
               </w:rPr>
@@ -1549,6 +1595,8 @@
                 <w:rFonts w:ascii="Noto Sans CJK KR" w:cs="Noto Sans CJK KR" w:eastAsia="Noto Sans CJK KR" w:hAnsi="Noto Sans CJK KR"/>
                 <w:b/>
                 <w:bCs/>
+                <w:i w:val="false"/>
+                <w:iCs w:val="false"/>
                 <w:sz w:val="22"/>
                 <w:szCs w:val="22"/>
               </w:rPr>
@@ -1625,6 +1673,8 @@
                 <w:rFonts w:ascii="Noto Sans CJK KR" w:cs="Noto Sans CJK KR" w:eastAsia="Noto Sans CJK KR" w:hAnsi="Noto Sans CJK KR"/>
                 <w:b/>
                 <w:bCs/>
+                <w:i w:val="false"/>
+                <w:iCs w:val="false"/>
                 <w:sz w:val="22"/>
                 <w:szCs w:val="22"/>
               </w:rPr>
@@ -1672,6 +1722,8 @@
                 <w:rFonts w:ascii="Noto Sans CJK KR" w:cs="Noto Sans CJK KR" w:eastAsia="Noto Sans CJK KR" w:hAnsi="Noto Sans CJK KR"/>
                 <w:b/>
                 <w:bCs/>
+                <w:i w:val="false"/>
+                <w:iCs w:val="false"/>
                 <w:sz w:val="22"/>
                 <w:szCs w:val="22"/>
               </w:rPr>
@@ -2024,6 +2076,8 @@
           <w:rFonts w:ascii="Noto Sans CJK KR" w:cs="Noto Sans CJK KR" w:eastAsia="Noto Sans CJK KR" w:hAnsi="Noto Sans CJK KR"/>
           <w:b/>
           <w:bCs/>
+          <w:i w:val="false"/>
+          <w:iCs w:val="false"/>
           <w:sz w:val="22"/>
           <w:szCs w:val="22"/>
         </w:rPr>
@@ -2052,6 +2106,8 @@
           <w:rFonts w:ascii="Noto Sans CJK KR" w:cs="Noto Sans CJK KR" w:eastAsia="Noto Sans CJK KR" w:hAnsi="Noto Sans CJK KR"/>
           <w:b/>
           <w:bCs/>
+          <w:i w:val="false"/>
+          <w:iCs w:val="false"/>
           <w:sz w:val="22"/>
           <w:szCs w:val="22"/>
         </w:rPr>
@@ -2084,6 +2140,8 @@
           <w:rFonts w:ascii="Noto Sans CJK KR" w:cs="Noto Sans CJK KR" w:eastAsia="Noto Sans CJK KR" w:hAnsi="Noto Sans CJK KR"/>
           <w:b/>
           <w:bCs/>
+          <w:i w:val="false"/>
+          <w:iCs w:val="false"/>
           <w:sz w:val="22"/>
           <w:szCs w:val="22"/>
         </w:rPr>
@@ -2131,6 +2189,8 @@
           <w:rFonts w:ascii="Noto Sans CJK KR" w:cs="Noto Sans CJK KR" w:eastAsia="Noto Sans CJK KR" w:hAnsi="Noto Sans CJK KR"/>
           <w:b/>
           <w:bCs/>
+          <w:i w:val="false"/>
+          <w:iCs w:val="false"/>
           <w:sz w:val="22"/>
           <w:szCs w:val="22"/>
         </w:rPr>
@@ -2154,6 +2214,8 @@
           <w:rFonts w:ascii="Noto Sans CJK KR" w:cs="Noto Sans CJK KR" w:eastAsia="Noto Sans CJK KR" w:hAnsi="Noto Sans CJK KR"/>
           <w:b/>
           <w:bCs/>
+          <w:i w:val="false"/>
+          <w:iCs w:val="false"/>
           <w:sz w:val="22"/>
           <w:szCs w:val="22"/>
         </w:rPr>
@@ -2182,6 +2244,8 @@
           <w:rFonts w:ascii="Noto Sans CJK KR" w:cs="Noto Sans CJK KR" w:eastAsia="Noto Sans CJK KR" w:hAnsi="Noto Sans CJK KR"/>
           <w:b/>
           <w:bCs/>
+          <w:i w:val="false"/>
+          <w:iCs w:val="false"/>
           <w:sz w:val="22"/>
           <w:szCs w:val="22"/>
         </w:rPr>
@@ -2202,6 +2266,8 @@
       <w:r>
         <w:rPr>
           <w:rFonts w:ascii="Noto Sans CJK KR" w:cs="Noto Sans CJK KR" w:eastAsia="Noto Sans CJK KR" w:hAnsi="Noto Sans CJK KR"/>
+          <w:b w:val="false"/>
+          <w:bCs w:val="false"/>
           <w:i/>
           <w:iCs/>
           <w:sz w:val="22"/>
@@ -2236,6 +2302,8 @@
           <w:rFonts w:ascii="Noto Sans CJK KR" w:cs="Noto Sans CJK KR" w:eastAsia="Noto Sans CJK KR" w:hAnsi="Noto Sans CJK KR"/>
           <w:b/>
           <w:bCs/>
+          <w:i w:val="false"/>
+          <w:iCs w:val="false"/>
           <w:sz w:val="22"/>
           <w:szCs w:val="22"/>
         </w:rPr>
@@ -2258,6 +2326,8 @@
           <w:rFonts w:ascii="Noto Sans CJK KR" w:cs="Noto Sans CJK KR" w:eastAsia="Noto Sans CJK KR" w:hAnsi="Noto Sans CJK KR"/>
           <w:b/>
           <w:bCs/>
+          <w:i w:val="false"/>
+          <w:iCs w:val="false"/>
           <w:sz w:val="22"/>
           <w:szCs w:val="22"/>
         </w:rPr>
@@ -2318,6 +2388,8 @@
           <w:rFonts w:ascii="Noto Sans CJK KR" w:cs="Noto Sans CJK KR" w:eastAsia="Noto Sans CJK KR" w:hAnsi="Noto Sans CJK KR"/>
           <w:b/>
           <w:bCs/>
+          <w:i w:val="false"/>
+          <w:iCs w:val="false"/>
           <w:sz w:val="22"/>
           <w:szCs w:val="22"/>
         </w:rPr>
@@ -2358,6 +2430,8 @@
           <w:rFonts w:ascii="Noto Sans CJK KR" w:cs="Noto Sans CJK KR" w:eastAsia="Noto Sans CJK KR" w:hAnsi="Noto Sans CJK KR"/>
           <w:b/>
           <w:bCs/>
+          <w:i w:val="false"/>
+          <w:iCs w:val="false"/>
           <w:sz w:val="22"/>
           <w:szCs w:val="22"/>
         </w:rPr>
@@ -2393,6 +2467,8 @@
           <w:rFonts w:ascii="Noto Sans CJK KR" w:cs="Noto Sans CJK KR" w:eastAsia="Noto Sans CJK KR" w:hAnsi="Noto Sans CJK KR"/>
           <w:b/>
           <w:bCs/>
+          <w:i w:val="false"/>
+          <w:iCs w:val="false"/>
           <w:sz w:val="22"/>
           <w:szCs w:val="22"/>
         </w:rPr>
@@ -2550,6 +2626,10 @@
       <w:r>
         <w:rPr>
           <w:rFonts w:ascii="Noto Sans Mono CJK KR" w:cs="Noto Sans Mono CJK KR" w:eastAsia="Noto Sans Mono CJK KR" w:hAnsi="Noto Sans Mono CJK KR"/>
+          <w:b w:val="false"/>
+          <w:bCs w:val="false"/>
+          <w:i w:val="false"/>
+          <w:iCs w:val="false"/>
           <w:sz w:val="20"/>
           <w:szCs w:val="20"/>
         </w:rPr>
@@ -2570,6 +2650,10 @@
       <w:r>
         <w:rPr>
           <w:rFonts w:ascii="Noto Sans Mono CJK KR" w:cs="Noto Sans Mono CJK KR" w:eastAsia="Noto Sans Mono CJK KR" w:hAnsi="Noto Sans Mono CJK KR"/>
+          <w:b w:val="false"/>
+          <w:bCs w:val="false"/>
+          <w:i w:val="false"/>
+          <w:iCs w:val="false"/>
           <w:sz w:val="20"/>
           <w:szCs w:val="20"/>
         </w:rPr>
@@ -2648,6 +2732,8 @@
       <w:r>
         <w:rPr>
           <w:rFonts w:ascii="Noto Sans CJK KR" w:cs="Noto Sans CJK KR" w:eastAsia="Noto Sans CJK KR" w:hAnsi="Noto Sans CJK KR"/>
+          <w:b w:val="false"/>
+          <w:bCs w:val="false"/>
           <w:i/>
           <w:iCs/>
           <w:sz w:val="22"/>
@@ -3700,6 +3786,8 @@
       <w:r>
         <w:rPr>
           <w:rFonts w:ascii="Noto Sans CJK KR" w:cs="Noto Sans CJK KR" w:eastAsia="Noto Sans CJK KR" w:hAnsi="Noto Sans CJK KR"/>
+          <w:b w:val="false"/>
+          <w:bCs w:val="false"/>
           <w:i/>
           <w:iCs/>
           <w:sz w:val="22"/>
@@ -5275,6 +5363,8 @@
       <w:r>
         <w:rPr>
           <w:rFonts w:ascii="Noto Sans CJK KR" w:cs="Noto Sans CJK KR" w:eastAsia="Noto Sans CJK KR" w:hAnsi="Noto Sans CJK KR"/>
+          <w:b w:val="false"/>
+          <w:bCs w:val="false"/>
           <w:i/>
           <w:iCs/>
           <w:sz w:val="22"/>

--- a/work/reviewresponse/MBACase_ReviewResponsePlaybook_EXHIBITS_KR.docx
+++ b/work/reviewresponse/MBACase_ReviewResponsePlaybook_EXHIBITS_KR.docx
@@ -2670,6 +2670,3324 @@
           <w:szCs w:val="22"/>
         </w:rPr>
         <w:t xml:space="preserve"> = 시간 고정효과.</w:t>
+      </w:r>
+    </w:p>
+    <w:p>
+      <w:pPr>
+        <w:spacing w:after="40" w:before="40"/>
+      </w:pPr>
+      <w:r>
+        <w:t xml:space="preserve"/>
+      </w:r>
+    </w:p>
+    <w:p>
+      <w:pPr>
+        <w:pBdr>
+          <w:bottom w:val="single" w:color="888888" w:sz="6" w:space="1"/>
+        </w:pBdr>
+        <w:spacing w:after="120" w:before="120"/>
+      </w:pPr>
+      <w:r>
+        <w:t xml:space="preserve"/>
+      </w:r>
+    </w:p>
+    <w:p>
+      <w:pPr>
+        <w:spacing w:after="40" w:before="40"/>
+      </w:pPr>
+      <w:r>
+        <w:t xml:space="preserve"/>
+      </w:r>
+    </w:p>
+    <w:p>
+      <w:pPr>
+        <w:pStyle w:val="Heading2"/>
+        <w:spacing w:after="120" w:before="240"/>
+      </w:pPr>
+      <w:r>
+        <w:rPr>
+          <w:rFonts w:ascii="Noto Sans CJK KR" w:cs="Noto Sans CJK KR" w:eastAsia="Noto Sans CJK KR" w:hAnsi="Noto Sans CJK KR"/>
+          <w:b/>
+          <w:bCs/>
+          <w:i w:val="false"/>
+          <w:iCs w:val="false"/>
+          <w:sz w:val="30"/>
+          <w:szCs w:val="30"/>
+        </w:rPr>
+        <w:t xml:space="preserve">Exhibit B · 표 4 — 주효과 (MBA 기술 세션)</w:t>
+      </w:r>
+    </w:p>
+    <w:p>
+      <w:pPr>
+        <w:spacing w:after="40" w:before="40"/>
+      </w:pPr>
+      <w:r>
+        <w:t xml:space="preserve"/>
+      </w:r>
+    </w:p>
+    <w:p>
+      <w:pPr>
+        <w:spacing w:after="60" w:before="60" w:line="320"/>
+      </w:pPr>
+      <w:r>
+        <w:rPr>
+          <w:rFonts w:ascii="Noto Sans CJK KR" w:cs="Noto Sans CJK KR" w:eastAsia="Noto Sans CJK KR" w:hAnsi="Noto Sans CJK KR"/>
+          <w:b w:val="false"/>
+          <w:bCs w:val="false"/>
+          <w:i/>
+          <w:iCs/>
+          <w:sz w:val="22"/>
+          <w:szCs w:val="22"/>
+        </w:rPr>
+        <w:t xml:space="preserve">원고 &lt;표 4&gt; 고정효과패널분석 결과. 원문 표기 그대로 옮겼다.</w:t>
+      </w:r>
+    </w:p>
+    <w:p>
+      <w:pPr>
+        <w:spacing w:after="40" w:before="40"/>
+      </w:pPr>
+      <w:r>
+        <w:t xml:space="preserve"/>
+      </w:r>
+    </w:p>
+    <w:tbl>
+      <w:tblPr>
+        <w:tblW w:type="dxa" w:w="9000"/>
+        <w:tblBorders>
+          <w:top w:val="single" w:color="auto" w:sz="4"/>
+          <w:left w:val="single" w:color="auto" w:sz="4"/>
+          <w:bottom w:val="single" w:color="auto" w:sz="4"/>
+          <w:right w:val="single" w:color="auto" w:sz="4"/>
+          <w:insideH w:val="single" w:color="auto" w:sz="4"/>
+          <w:insideV w:val="single" w:color="auto" w:sz="4"/>
+        </w:tblBorders>
+      </w:tblPr>
+      <w:tblGrid>
+        <w:gridCol w:w="3000"/>
+        <w:gridCol w:w="3000"/>
+        <w:gridCol w:w="3000"/>
+      </w:tblGrid>
+      <w:tr>
+        <w:trPr>
+          <w:cantSplit/>
+          <w:tblHeader/>
+        </w:trPr>
+        <w:tc>
+          <w:tcPr>
+            <w:tcW w:type="dxa" w:w="3000"/>
+            <w:shd w:fill="D9D9D9" w:color="auto" w:val="clear"/>
+          </w:tcPr>
+          <w:p>
+            <w:pPr>
+              <w:keepNext/>
+              <w:jc w:val="center"/>
+            </w:pPr>
+            <w:r>
+              <w:rPr>
+                <w:rFonts w:ascii="Noto Sans CJK KR" w:cs="Noto Sans CJK KR" w:eastAsia="Noto Sans CJK KR" w:hAnsi="Noto Sans CJK KR"/>
+              </w:rPr>
+              <w:t xml:space="preserve"/>
+            </w:r>
+          </w:p>
+        </w:tc>
+        <w:tc>
+          <w:tcPr>
+            <w:tcW w:type="dxa" w:w="3000"/>
+            <w:shd w:fill="D9D9D9" w:color="auto" w:val="clear"/>
+          </w:tcPr>
+          <w:p>
+            <w:pPr>
+              <w:keepNext/>
+              <w:jc w:val="center"/>
+            </w:pPr>
+            <w:r>
+              <w:rPr>
+                <w:rFonts w:ascii="Noto Sans CJK KR" w:cs="Noto Sans CJK KR" w:eastAsia="Noto Sans CJK KR" w:hAnsi="Noto Sans CJK KR"/>
+                <w:b/>
+                <w:bCs/>
+                <w:i w:val="false"/>
+                <w:iCs w:val="false"/>
+                <w:sz w:val="22"/>
+                <w:szCs w:val="22"/>
+              </w:rPr>
+              <w:t xml:space="preserve">변수</w:t>
+            </w:r>
+          </w:p>
+        </w:tc>
+        <w:tc>
+          <w:tcPr>
+            <w:tcW w:type="dxa" w:w="3000"/>
+            <w:shd w:fill="D9D9D9" w:color="auto" w:val="clear"/>
+          </w:tcPr>
+          <w:p>
+            <w:pPr>
+              <w:keepNext/>
+              <w:jc w:val="center"/>
+            </w:pPr>
+            <w:r>
+              <w:rPr>
+                <w:rFonts w:ascii="Noto Sans CJK KR" w:cs="Noto Sans CJK KR" w:eastAsia="Noto Sans CJK KR" w:hAnsi="Noto Sans CJK KR"/>
+                <w:b/>
+                <w:bCs/>
+                <w:i w:val="false"/>
+                <w:iCs w:val="false"/>
+                <w:sz w:val="22"/>
+                <w:szCs w:val="22"/>
+              </w:rPr>
+              <w:t xml:space="preserve">모형 1 계수 (표준 오차)</w:t>
+            </w:r>
+          </w:p>
+        </w:tc>
+      </w:tr>
+      <w:tr>
+        <w:trPr>
+          <w:cantSplit/>
+        </w:trPr>
+        <w:tc>
+          <w:tcPr>
+            <w:tcW w:type="dxa" w:w="3000"/>
+          </w:tcPr>
+          <w:p>
+            <w:pPr>
+              <w:keepNext/>
+            </w:pPr>
+            <w:r>
+              <w:rPr>
+                <w:rFonts w:ascii="Noto Sans CJK KR" w:cs="Noto Sans CJK KR" w:eastAsia="Noto Sans CJK KR" w:hAnsi="Noto Sans CJK KR"/>
+                <w:b w:val="false"/>
+                <w:bCs w:val="false"/>
+                <w:i w:val="false"/>
+                <w:iCs w:val="false"/>
+                <w:sz w:val="22"/>
+                <w:szCs w:val="22"/>
+              </w:rPr>
+              <w:t xml:space="preserve">적극성</w:t>
+            </w:r>
+          </w:p>
+        </w:tc>
+        <w:tc>
+          <w:tcPr>
+            <w:tcW w:type="dxa" w:w="3000"/>
+          </w:tcPr>
+          <w:p>
+            <w:pPr>
+              <w:keepNext/>
+            </w:pPr>
+            <w:r>
+              <w:rPr>
+                <w:rFonts w:ascii="Noto Sans CJK KR" w:cs="Noto Sans CJK KR" w:eastAsia="Noto Sans CJK KR" w:hAnsi="Noto Sans CJK KR"/>
+                <w:b w:val="false"/>
+                <w:bCs w:val="false"/>
+                <w:i w:val="false"/>
+                <w:iCs w:val="false"/>
+                <w:sz w:val="22"/>
+                <w:szCs w:val="22"/>
+              </w:rPr>
+              <w:t xml:space="preserve">답변수</w:t>
+            </w:r>
+          </w:p>
+        </w:tc>
+        <w:tc>
+          <w:tcPr>
+            <w:tcW w:type="dxa" w:w="3000"/>
+          </w:tcPr>
+          <w:p>
+            <w:pPr>
+              <w:keepNext/>
+            </w:pPr>
+            <w:r>
+              <w:rPr>
+                <w:rFonts w:ascii="Noto Sans CJK KR" w:cs="Noto Sans CJK KR" w:eastAsia="Noto Sans CJK KR" w:hAnsi="Noto Sans CJK KR"/>
+                <w:b w:val="false"/>
+                <w:bCs w:val="false"/>
+                <w:i w:val="false"/>
+                <w:iCs w:val="false"/>
+                <w:sz w:val="22"/>
+                <w:szCs w:val="22"/>
+              </w:rPr>
+              <w:t xml:space="preserve">0.139*** (0.010)</w:t>
+            </w:r>
+          </w:p>
+        </w:tc>
+      </w:tr>
+      <w:tr>
+        <w:trPr>
+          <w:cantSplit/>
+        </w:trPr>
+        <w:tc>
+          <w:tcPr>
+            <w:tcW w:type="dxa" w:w="3000"/>
+          </w:tcPr>
+          <w:p>
+            <w:pPr>
+              <w:keepNext/>
+            </w:pPr>
+            <w:r>
+              <w:rPr>
+                <w:rFonts w:ascii="Noto Sans CJK KR" w:cs="Noto Sans CJK KR" w:eastAsia="Noto Sans CJK KR" w:hAnsi="Noto Sans CJK KR"/>
+                <w:b w:val="false"/>
+                <w:bCs w:val="false"/>
+                <w:i w:val="false"/>
+                <w:iCs w:val="false"/>
+                <w:sz w:val="22"/>
+                <w:szCs w:val="22"/>
+              </w:rPr>
+              <w:t xml:space="preserve">적시성</w:t>
+            </w:r>
+          </w:p>
+        </w:tc>
+        <w:tc>
+          <w:tcPr>
+            <w:tcW w:type="dxa" w:w="3000"/>
+          </w:tcPr>
+          <w:p>
+            <w:pPr>
+              <w:keepNext/>
+            </w:pPr>
+            <w:r>
+              <w:rPr>
+                <w:rFonts w:ascii="Noto Sans CJK KR" w:cs="Noto Sans CJK KR" w:eastAsia="Noto Sans CJK KR" w:hAnsi="Noto Sans CJK KR"/>
+                <w:b w:val="false"/>
+                <w:bCs w:val="false"/>
+                <w:i w:val="false"/>
+                <w:iCs w:val="false"/>
+                <w:sz w:val="22"/>
+                <w:szCs w:val="22"/>
+              </w:rPr>
+              <w:t xml:space="preserve">답변속도</w:t>
+            </w:r>
+          </w:p>
+        </w:tc>
+        <w:tc>
+          <w:tcPr>
+            <w:tcW w:type="dxa" w:w="3000"/>
+          </w:tcPr>
+          <w:p>
+            <w:pPr>
+              <w:keepNext/>
+            </w:pPr>
+            <w:r>
+              <w:rPr>
+                <w:rFonts w:ascii="Noto Sans CJK KR" w:cs="Noto Sans CJK KR" w:eastAsia="Noto Sans CJK KR" w:hAnsi="Noto Sans CJK KR"/>
+                <w:b w:val="false"/>
+                <w:bCs w:val="false"/>
+                <w:i w:val="false"/>
+                <w:iCs w:val="false"/>
+                <w:sz w:val="22"/>
+                <w:szCs w:val="22"/>
+              </w:rPr>
+              <w:t xml:space="preserve">0.032** (0.011)</w:t>
+            </w:r>
+          </w:p>
+        </w:tc>
+      </w:tr>
+      <w:tr>
+        <w:trPr>
+          <w:cantSplit/>
+        </w:trPr>
+        <w:tc>
+          <w:tcPr>
+            <w:tcW w:type="dxa" w:w="3000"/>
+          </w:tcPr>
+          <w:p>
+            <w:pPr>
+              <w:keepNext/>
+            </w:pPr>
+            <w:r>
+              <w:rPr>
+                <w:rFonts w:ascii="Noto Sans CJK KR" w:cs="Noto Sans CJK KR" w:eastAsia="Noto Sans CJK KR" w:hAnsi="Noto Sans CJK KR"/>
+                <w:b w:val="false"/>
+                <w:bCs w:val="false"/>
+                <w:i w:val="false"/>
+                <w:iCs w:val="false"/>
+                <w:sz w:val="22"/>
+                <w:szCs w:val="22"/>
+              </w:rPr>
+              <w:t xml:space="preserve">평판 하락</w:t>
+            </w:r>
+          </w:p>
+        </w:tc>
+        <w:tc>
+          <w:tcPr>
+            <w:tcW w:type="dxa" w:w="3000"/>
+          </w:tcPr>
+          <w:p>
+            <w:pPr>
+              <w:keepNext/>
+            </w:pPr>
+            <w:r>
+              <w:rPr>
+                <w:rFonts w:ascii="Noto Sans CJK KR" w:cs="Noto Sans CJK KR" w:eastAsia="Noto Sans CJK KR" w:hAnsi="Noto Sans CJK KR"/>
+                <w:b w:val="false"/>
+                <w:bCs w:val="false"/>
+                <w:i w:val="false"/>
+                <w:iCs w:val="false"/>
+                <w:sz w:val="22"/>
+                <w:szCs w:val="22"/>
+              </w:rPr>
+              <w:t xml:space="preserve">고객평점하락</w:t>
+            </w:r>
+          </w:p>
+        </w:tc>
+        <w:tc>
+          <w:tcPr>
+            <w:tcW w:type="dxa" w:w="3000"/>
+          </w:tcPr>
+          <w:p>
+            <w:pPr>
+              <w:keepNext/>
+            </w:pPr>
+            <w:r>
+              <w:rPr>
+                <w:rFonts w:ascii="Noto Sans CJK KR" w:cs="Noto Sans CJK KR" w:eastAsia="Noto Sans CJK KR" w:hAnsi="Noto Sans CJK KR"/>
+                <w:b w:val="false"/>
+                <w:bCs w:val="false"/>
+                <w:i w:val="false"/>
+                <w:iCs w:val="false"/>
+                <w:sz w:val="22"/>
+                <w:szCs w:val="22"/>
+              </w:rPr>
+              <w:t xml:space="preserve">-0.046*** (0.006)</w:t>
+            </w:r>
+          </w:p>
+        </w:tc>
+      </w:tr>
+      <w:tr>
+        <w:trPr>
+          <w:cantSplit/>
+        </w:trPr>
+        <w:tc>
+          <w:tcPr>
+            <w:tcW w:type="dxa" w:w="3000"/>
+          </w:tcPr>
+          <w:p>
+            <w:pPr>
+              <w:keepNext/>
+            </w:pPr>
+            <w:r>
+              <w:rPr>
+                <w:rFonts w:ascii="Noto Sans CJK KR" w:cs="Noto Sans CJK KR" w:eastAsia="Noto Sans CJK KR" w:hAnsi="Noto Sans CJK KR"/>
+                <w:b w:val="false"/>
+                <w:bCs w:val="false"/>
+                <w:i w:val="false"/>
+                <w:iCs w:val="false"/>
+                <w:sz w:val="22"/>
+                <w:szCs w:val="22"/>
+              </w:rPr>
+              <w:t xml:space="preserve">통제변수</w:t>
+            </w:r>
+          </w:p>
+        </w:tc>
+        <w:tc>
+          <w:tcPr>
+            <w:tcW w:type="dxa" w:w="3000"/>
+          </w:tcPr>
+          <w:p>
+            <w:pPr>
+              <w:keepNext/>
+            </w:pPr>
+            <w:r>
+              <w:rPr>
+                <w:rFonts w:ascii="Noto Sans CJK KR" w:cs="Noto Sans CJK KR" w:eastAsia="Noto Sans CJK KR" w:hAnsi="Noto Sans CJK KR"/>
+                <w:b w:val="false"/>
+                <w:bCs w:val="false"/>
+                <w:i w:val="false"/>
+                <w:iCs w:val="false"/>
+                <w:sz w:val="22"/>
+                <w:szCs w:val="22"/>
+              </w:rPr>
+              <w:t xml:space="preserve">누적리뷰수</w:t>
+            </w:r>
+          </w:p>
+        </w:tc>
+        <w:tc>
+          <w:tcPr>
+            <w:tcW w:type="dxa" w:w="3000"/>
+          </w:tcPr>
+          <w:p>
+            <w:pPr>
+              <w:keepNext/>
+            </w:pPr>
+            <w:r>
+              <w:rPr>
+                <w:rFonts w:ascii="Noto Sans CJK KR" w:cs="Noto Sans CJK KR" w:eastAsia="Noto Sans CJK KR" w:hAnsi="Noto Sans CJK KR"/>
+                <w:b w:val="false"/>
+                <w:bCs w:val="false"/>
+                <w:i w:val="false"/>
+                <w:iCs w:val="false"/>
+                <w:sz w:val="22"/>
+                <w:szCs w:val="22"/>
+              </w:rPr>
+              <w:t xml:space="preserve">0.130** (0.047)</w:t>
+            </w:r>
+          </w:p>
+        </w:tc>
+      </w:tr>
+      <w:tr>
+        <w:trPr>
+          <w:cantSplit/>
+        </w:trPr>
+        <w:tc>
+          <w:tcPr>
+            <w:tcW w:type="dxa" w:w="3000"/>
+          </w:tcPr>
+          <w:p>
+            <w:pPr>
+              <w:keepNext/>
+            </w:pPr>
+            <w:r>
+              <w:rPr>
+                <w:rFonts w:ascii="Noto Sans CJK KR" w:cs="Noto Sans CJK KR" w:eastAsia="Noto Sans CJK KR" w:hAnsi="Noto Sans CJK KR"/>
+                <w:b w:val="false"/>
+                <w:bCs w:val="false"/>
+                <w:i w:val="false"/>
+                <w:iCs w:val="false"/>
+                <w:sz w:val="22"/>
+                <w:szCs w:val="22"/>
+              </w:rPr>
+              <w:t xml:space="preserve"> </w:t>
+            </w:r>
+          </w:p>
+        </w:tc>
+        <w:tc>
+          <w:tcPr>
+            <w:tcW w:type="dxa" w:w="3000"/>
+          </w:tcPr>
+          <w:p>
+            <w:pPr>
+              <w:keepNext/>
+            </w:pPr>
+            <w:r>
+              <w:rPr>
+                <w:rFonts w:ascii="Noto Sans CJK KR" w:cs="Noto Sans CJK KR" w:eastAsia="Noto Sans CJK KR" w:hAnsi="Noto Sans CJK KR"/>
+                <w:b w:val="false"/>
+                <w:bCs w:val="false"/>
+                <w:i w:val="false"/>
+                <w:iCs w:val="false"/>
+                <w:sz w:val="22"/>
+                <w:szCs w:val="22"/>
+              </w:rPr>
+              <w:t xml:space="preserve">코로나확진자</w:t>
+            </w:r>
+          </w:p>
+        </w:tc>
+        <w:tc>
+          <w:tcPr>
+            <w:tcW w:type="dxa" w:w="3000"/>
+          </w:tcPr>
+          <w:p>
+            <w:pPr>
+              <w:keepNext/>
+            </w:pPr>
+            <w:r>
+              <w:rPr>
+                <w:rFonts w:ascii="Noto Sans CJK KR" w:cs="Noto Sans CJK KR" w:eastAsia="Noto Sans CJK KR" w:hAnsi="Noto Sans CJK KR"/>
+                <w:b w:val="false"/>
+                <w:bCs w:val="false"/>
+                <w:i w:val="false"/>
+                <w:iCs w:val="false"/>
+                <w:sz w:val="22"/>
+                <w:szCs w:val="22"/>
+              </w:rPr>
+              <w:t xml:space="preserve">-0.665*** (0.020)</w:t>
+            </w:r>
+          </w:p>
+        </w:tc>
+      </w:tr>
+      <w:tr>
+        <w:trPr>
+          <w:cantSplit/>
+        </w:trPr>
+        <w:tc>
+          <w:tcPr>
+            <w:tcW w:type="dxa" w:w="3000"/>
+          </w:tcPr>
+          <w:p>
+            <w:pPr>
+              <w:keepNext/>
+            </w:pPr>
+            <w:r>
+              <w:rPr>
+                <w:rFonts w:ascii="Noto Sans CJK KR" w:cs="Noto Sans CJK KR" w:eastAsia="Noto Sans CJK KR" w:hAnsi="Noto Sans CJK KR"/>
+                <w:b w:val="false"/>
+                <w:bCs w:val="false"/>
+                <w:i w:val="false"/>
+                <w:iCs w:val="false"/>
+                <w:sz w:val="22"/>
+                <w:szCs w:val="22"/>
+              </w:rPr>
+              <w:t xml:space="preserve"> </w:t>
+            </w:r>
+          </w:p>
+        </w:tc>
+        <w:tc>
+          <w:tcPr>
+            <w:tcW w:type="dxa" w:w="3000"/>
+          </w:tcPr>
+          <w:p>
+            <w:pPr>
+              <w:keepNext/>
+            </w:pPr>
+            <w:r>
+              <w:rPr>
+                <w:rFonts w:ascii="Noto Sans CJK KR" w:cs="Noto Sans CJK KR" w:eastAsia="Noto Sans CJK KR" w:hAnsi="Noto Sans CJK KR"/>
+                <w:b w:val="false"/>
+                <w:bCs w:val="false"/>
+                <w:i w:val="false"/>
+                <w:iCs w:val="false"/>
+                <w:sz w:val="22"/>
+                <w:szCs w:val="22"/>
+              </w:rPr>
+              <w:t xml:space="preserve">상수항</w:t>
+            </w:r>
+          </w:p>
+        </w:tc>
+        <w:tc>
+          <w:tcPr>
+            <w:tcW w:type="dxa" w:w="3000"/>
+          </w:tcPr>
+          <w:p>
+            <w:pPr>
+              <w:keepNext/>
+            </w:pPr>
+            <w:r>
+              <w:rPr>
+                <w:rFonts w:ascii="Noto Sans CJK KR" w:cs="Noto Sans CJK KR" w:eastAsia="Noto Sans CJK KR" w:hAnsi="Noto Sans CJK KR"/>
+                <w:b w:val="false"/>
+                <w:bCs w:val="false"/>
+                <w:i w:val="false"/>
+                <w:iCs w:val="false"/>
+                <w:sz w:val="22"/>
+                <w:szCs w:val="22"/>
+              </w:rPr>
+              <w:t xml:space="preserve">7.143*** (0.346)</w:t>
+            </w:r>
+          </w:p>
+        </w:tc>
+      </w:tr>
+      <w:tr>
+        <w:trPr>
+          <w:cantSplit/>
+        </w:trPr>
+        <w:tc>
+          <w:tcPr>
+            <w:tcW w:type="dxa" w:w="3000"/>
+          </w:tcPr>
+          <w:p>
+            <w:pPr>
+              <w:keepNext/>
+            </w:pPr>
+            <w:r>
+              <w:rPr>
+                <w:rFonts w:ascii="Noto Sans CJK KR" w:cs="Noto Sans CJK KR" w:eastAsia="Noto Sans CJK KR" w:hAnsi="Noto Sans CJK KR"/>
+                <w:b w:val="false"/>
+                <w:bCs w:val="false"/>
+                <w:i w:val="false"/>
+                <w:iCs w:val="false"/>
+                <w:sz w:val="22"/>
+                <w:szCs w:val="22"/>
+              </w:rPr>
+              <w:t xml:space="preserve"> </w:t>
+            </w:r>
+          </w:p>
+        </w:tc>
+        <w:tc>
+          <w:tcPr>
+            <w:tcW w:type="dxa" w:w="3000"/>
+          </w:tcPr>
+          <w:p>
+            <w:pPr>
+              <w:keepNext/>
+            </w:pPr>
+            <w:r>
+              <w:rPr>
+                <w:rFonts w:ascii="Noto Sans CJK KR" w:cs="Noto Sans CJK KR" w:eastAsia="Noto Sans CJK KR" w:hAnsi="Noto Sans CJK KR"/>
+                <w:b w:val="false"/>
+                <w:bCs w:val="false"/>
+                <w:i w:val="false"/>
+                <w:iCs w:val="false"/>
+                <w:sz w:val="22"/>
+                <w:szCs w:val="22"/>
+              </w:rPr>
+              <w:t xml:space="preserve">관측치수</w:t>
+            </w:r>
+          </w:p>
+        </w:tc>
+        <w:tc>
+          <w:tcPr>
+            <w:tcW w:type="dxa" w:w="3000"/>
+          </w:tcPr>
+          <w:p>
+            <w:pPr>
+              <w:keepNext/>
+            </w:pPr>
+            <w:r>
+              <w:rPr>
+                <w:rFonts w:ascii="Noto Sans CJK KR" w:cs="Noto Sans CJK KR" w:eastAsia="Noto Sans CJK KR" w:hAnsi="Noto Sans CJK KR"/>
+                <w:b w:val="false"/>
+                <w:bCs w:val="false"/>
+                <w:i w:val="false"/>
+                <w:iCs w:val="false"/>
+                <w:sz w:val="22"/>
+                <w:szCs w:val="22"/>
+              </w:rPr>
+              <w:t xml:space="preserve">26,734</w:t>
+            </w:r>
+          </w:p>
+        </w:tc>
+      </w:tr>
+      <w:tr>
+        <w:trPr>
+          <w:cantSplit/>
+        </w:trPr>
+        <w:tc>
+          <w:tcPr>
+            <w:tcW w:type="dxa" w:w="3000"/>
+          </w:tcPr>
+          <w:p>
+            <w:pPr>
+              <w:keepNext/>
+            </w:pPr>
+            <w:r>
+              <w:rPr>
+                <w:rFonts w:ascii="Noto Sans CJK KR" w:cs="Noto Sans CJK KR" w:eastAsia="Noto Sans CJK KR" w:hAnsi="Noto Sans CJK KR"/>
+                <w:b w:val="false"/>
+                <w:bCs w:val="false"/>
+                <w:i w:val="false"/>
+                <w:iCs w:val="false"/>
+                <w:sz w:val="22"/>
+                <w:szCs w:val="22"/>
+              </w:rPr>
+              <w:t xml:space="preserve"> </w:t>
+            </w:r>
+          </w:p>
+        </w:tc>
+        <w:tc>
+          <w:tcPr>
+            <w:tcW w:type="dxa" w:w="3000"/>
+          </w:tcPr>
+          <w:p>
+            <w:pPr>
+              <w:keepNext/>
+            </w:pPr>
+            <w:r>
+              <w:rPr>
+                <w:rFonts w:ascii="Noto Sans CJK KR" w:cs="Noto Sans CJK KR" w:eastAsia="Noto Sans CJK KR" w:hAnsi="Noto Sans CJK KR"/>
+                <w:b w:val="false"/>
+                <w:bCs w:val="false"/>
+                <w:i w:val="false"/>
+                <w:iCs w:val="false"/>
+                <w:sz w:val="22"/>
+                <w:szCs w:val="22"/>
+              </w:rPr>
+              <w:t xml:space="preserve">그룹수</w:t>
+            </w:r>
+          </w:p>
+        </w:tc>
+        <w:tc>
+          <w:tcPr>
+            <w:tcW w:type="dxa" w:w="3000"/>
+          </w:tcPr>
+          <w:p>
+            <w:pPr>
+              <w:keepNext/>
+            </w:pPr>
+            <w:r>
+              <w:rPr>
+                <w:rFonts w:ascii="Noto Sans CJK KR" w:cs="Noto Sans CJK KR" w:eastAsia="Noto Sans CJK KR" w:hAnsi="Noto Sans CJK KR"/>
+                <w:b w:val="false"/>
+                <w:bCs w:val="false"/>
+                <w:i w:val="false"/>
+                <w:iCs w:val="false"/>
+                <w:sz w:val="22"/>
+                <w:szCs w:val="22"/>
+              </w:rPr>
+              <w:t xml:space="preserve">856</w:t>
+            </w:r>
+          </w:p>
+        </w:tc>
+      </w:tr>
+      <w:tr>
+        <w:trPr>
+          <w:cantSplit/>
+        </w:trPr>
+        <w:tc>
+          <w:tcPr>
+            <w:tcW w:type="dxa" w:w="3000"/>
+          </w:tcPr>
+          <w:p>
+            <w:pPr>
+              <w:keepNext/>
+            </w:pPr>
+            <w:r>
+              <w:rPr>
+                <w:rFonts w:ascii="Noto Sans CJK KR" w:cs="Noto Sans CJK KR" w:eastAsia="Noto Sans CJK KR" w:hAnsi="Noto Sans CJK KR"/>
+                <w:b w:val="false"/>
+                <w:bCs w:val="false"/>
+                <w:i w:val="false"/>
+                <w:iCs w:val="false"/>
+                <w:sz w:val="22"/>
+                <w:szCs w:val="22"/>
+              </w:rPr>
+              <w:t xml:space="preserve"> </w:t>
+            </w:r>
+          </w:p>
+        </w:tc>
+        <w:tc>
+          <w:tcPr>
+            <w:tcW w:type="dxa" w:w="3000"/>
+          </w:tcPr>
+          <w:p>
+            <w:pPr>
+              <w:keepNext/>
+            </w:pPr>
+            <w:r>
+              <w:rPr>
+                <w:rFonts w:ascii="Noto Sans CJK KR" w:cs="Noto Sans CJK KR" w:eastAsia="Noto Sans CJK KR" w:hAnsi="Noto Sans CJK KR"/>
+                <w:b w:val="false"/>
+                <w:bCs w:val="false"/>
+                <w:i w:val="false"/>
+                <w:iCs w:val="false"/>
+                <w:sz w:val="22"/>
+                <w:szCs w:val="22"/>
+              </w:rPr>
+              <w:t xml:space="preserve">Adjusted R2</w:t>
+            </w:r>
+          </w:p>
+        </w:tc>
+        <w:tc>
+          <w:tcPr>
+            <w:tcW w:type="dxa" w:w="3000"/>
+          </w:tcPr>
+          <w:p>
+            <w:pPr>
+              <w:keepNext/>
+            </w:pPr>
+            <w:r>
+              <w:rPr>
+                <w:rFonts w:ascii="Noto Sans CJK KR" w:cs="Noto Sans CJK KR" w:eastAsia="Noto Sans CJK KR" w:hAnsi="Noto Sans CJK KR"/>
+                <w:b w:val="false"/>
+                <w:bCs w:val="false"/>
+                <w:i w:val="false"/>
+                <w:iCs w:val="false"/>
+                <w:sz w:val="22"/>
+                <w:szCs w:val="22"/>
+              </w:rPr>
+              <w:t xml:space="preserve">0.479</w:t>
+            </w:r>
+          </w:p>
+        </w:tc>
+      </w:tr>
+    </w:tbl>
+    <w:p>
+      <w:pPr>
+        <w:spacing w:after="100"/>
+      </w:pPr>
+      <w:r>
+        <w:t xml:space="preserve"/>
+      </w:r>
+    </w:p>
+    <w:p>
+      <w:pPr>
+        <w:spacing w:after="40" w:before="40"/>
+      </w:pPr>
+      <w:r>
+        <w:t xml:space="preserve"/>
+      </w:r>
+    </w:p>
+    <w:p>
+      <w:pPr>
+        <w:spacing w:after="60" w:before="60" w:line="320"/>
+      </w:pPr>
+      <w:r>
+        <w:rPr>
+          <w:rFonts w:ascii="Noto Sans CJK KR" w:cs="Noto Sans CJK KR" w:eastAsia="Noto Sans CJK KR" w:hAnsi="Noto Sans CJK KR"/>
+          <w:b w:val="false"/>
+          <w:bCs w:val="false"/>
+          <w:i/>
+          <w:iCs/>
+          <w:sz w:val="22"/>
+          <w:szCs w:val="22"/>
+        </w:rPr>
+        <w:t xml:space="preserve">통계적 유의수준: ***p &lt;0.001, **p &lt; 0.01, *p &lt; 0.05. 괄호는 표준오차.</w:t>
+      </w:r>
+    </w:p>
+    <w:p>
+      <w:pPr>
+        <w:spacing w:after="40" w:before="40"/>
+      </w:pPr>
+      <w:r>
+        <w:t xml:space="preserve"/>
+      </w:r>
+    </w:p>
+    <w:p>
+      <w:pPr>
+        <w:pBdr>
+          <w:bottom w:val="single" w:color="888888" w:sz="6" w:space="1"/>
+        </w:pBdr>
+        <w:spacing w:after="120" w:before="120"/>
+      </w:pPr>
+      <w:r>
+        <w:t xml:space="preserve"/>
+      </w:r>
+    </w:p>
+    <w:p>
+      <w:pPr>
+        <w:spacing w:after="40" w:before="40"/>
+      </w:pPr>
+      <w:r>
+        <w:t xml:space="preserve"/>
+      </w:r>
+    </w:p>
+    <w:p>
+      <w:pPr>
+        <w:pStyle w:val="Heading2"/>
+        <w:spacing w:after="120" w:before="240"/>
+      </w:pPr>
+      <w:r>
+        <w:rPr>
+          <w:rFonts w:ascii="Noto Sans CJK KR" w:cs="Noto Sans CJK KR" w:eastAsia="Noto Sans CJK KR" w:hAnsi="Noto Sans CJK KR"/>
+          <w:b/>
+          <w:bCs/>
+          <w:i w:val="false"/>
+          <w:iCs w:val="false"/>
+          <w:sz w:val="30"/>
+          <w:szCs w:val="30"/>
+        </w:rPr>
+        <w:t xml:space="preserve">Exhibit C · 표 5 — 적시성의 조절효과 (MBA 기술 세션)</w:t>
+      </w:r>
+    </w:p>
+    <w:p>
+      <w:pPr>
+        <w:spacing w:after="40" w:before="40"/>
+      </w:pPr>
+      <w:r>
+        <w:t xml:space="preserve"/>
+      </w:r>
+    </w:p>
+    <w:p>
+      <w:pPr>
+        <w:spacing w:after="60" w:before="60" w:line="320"/>
+      </w:pPr>
+      <w:r>
+        <w:rPr>
+          <w:rFonts w:ascii="Noto Sans CJK KR" w:cs="Noto Sans CJK KR" w:eastAsia="Noto Sans CJK KR" w:hAnsi="Noto Sans CJK KR"/>
+          <w:b w:val="false"/>
+          <w:bCs w:val="false"/>
+          <w:i/>
+          <w:iCs/>
+          <w:sz w:val="22"/>
+          <w:szCs w:val="22"/>
+        </w:rPr>
+        <w:t xml:space="preserve">원고 &lt;표 5&gt; 적시성의 조절효과 분석 결과. 원문 표기 그대로 옮겼다.</w:t>
+      </w:r>
+    </w:p>
+    <w:p>
+      <w:pPr>
+        <w:spacing w:after="40" w:before="40"/>
+      </w:pPr>
+      <w:r>
+        <w:t xml:space="preserve"/>
+      </w:r>
+    </w:p>
+    <w:tbl>
+      <w:tblPr>
+        <w:tblW w:type="dxa" w:w="9000"/>
+        <w:tblBorders>
+          <w:top w:val="single" w:color="auto" w:sz="4"/>
+          <w:left w:val="single" w:color="auto" w:sz="4"/>
+          <w:bottom w:val="single" w:color="auto" w:sz="4"/>
+          <w:right w:val="single" w:color="auto" w:sz="4"/>
+          <w:insideH w:val="single" w:color="auto" w:sz="4"/>
+          <w:insideV w:val="single" w:color="auto" w:sz="4"/>
+        </w:tblBorders>
+      </w:tblPr>
+      <w:tblGrid>
+        <w:gridCol w:w="3000"/>
+        <w:gridCol w:w="3000"/>
+        <w:gridCol w:w="3000"/>
+      </w:tblGrid>
+      <w:tr>
+        <w:trPr>
+          <w:cantSplit/>
+          <w:tblHeader/>
+        </w:trPr>
+        <w:tc>
+          <w:tcPr>
+            <w:tcW w:type="dxa" w:w="3000"/>
+            <w:shd w:fill="D9D9D9" w:color="auto" w:val="clear"/>
+          </w:tcPr>
+          <w:p>
+            <w:pPr>
+              <w:keepNext/>
+              <w:jc w:val="center"/>
+            </w:pPr>
+            <w:r>
+              <w:rPr>
+                <w:rFonts w:ascii="Noto Sans CJK KR" w:cs="Noto Sans CJK KR" w:eastAsia="Noto Sans CJK KR" w:hAnsi="Noto Sans CJK KR"/>
+              </w:rPr>
+              <w:t xml:space="preserve"/>
+            </w:r>
+          </w:p>
+        </w:tc>
+        <w:tc>
+          <w:tcPr>
+            <w:tcW w:type="dxa" w:w="3000"/>
+            <w:shd w:fill="D9D9D9" w:color="auto" w:val="clear"/>
+          </w:tcPr>
+          <w:p>
+            <w:pPr>
+              <w:keepNext/>
+              <w:jc w:val="center"/>
+            </w:pPr>
+            <w:r>
+              <w:rPr>
+                <w:rFonts w:ascii="Noto Sans CJK KR" w:cs="Noto Sans CJK KR" w:eastAsia="Noto Sans CJK KR" w:hAnsi="Noto Sans CJK KR"/>
+                <w:b/>
+                <w:bCs/>
+                <w:i w:val="false"/>
+                <w:iCs w:val="false"/>
+                <w:sz w:val="22"/>
+                <w:szCs w:val="22"/>
+              </w:rPr>
+              <w:t xml:space="preserve">변수</w:t>
+            </w:r>
+          </w:p>
+        </w:tc>
+        <w:tc>
+          <w:tcPr>
+            <w:tcW w:type="dxa" w:w="3000"/>
+            <w:shd w:fill="D9D9D9" w:color="auto" w:val="clear"/>
+          </w:tcPr>
+          <w:p>
+            <w:pPr>
+              <w:keepNext/>
+              <w:jc w:val="center"/>
+            </w:pPr>
+            <w:r>
+              <w:rPr>
+                <w:rFonts w:ascii="Noto Sans CJK KR" w:cs="Noto Sans CJK KR" w:eastAsia="Noto Sans CJK KR" w:hAnsi="Noto Sans CJK KR"/>
+                <w:b/>
+                <w:bCs/>
+                <w:i w:val="false"/>
+                <w:iCs w:val="false"/>
+                <w:sz w:val="22"/>
+                <w:szCs w:val="22"/>
+              </w:rPr>
+              <w:t xml:space="preserve">모형 2 계수 (표준 오차)</w:t>
+            </w:r>
+          </w:p>
+        </w:tc>
+      </w:tr>
+      <w:tr>
+        <w:trPr>
+          <w:cantSplit/>
+        </w:trPr>
+        <w:tc>
+          <w:tcPr>
+            <w:tcW w:type="dxa" w:w="3000"/>
+          </w:tcPr>
+          <w:p>
+            <w:pPr>
+              <w:keepNext/>
+            </w:pPr>
+            <w:r>
+              <w:rPr>
+                <w:rFonts w:ascii="Noto Sans CJK KR" w:cs="Noto Sans CJK KR" w:eastAsia="Noto Sans CJK KR" w:hAnsi="Noto Sans CJK KR"/>
+                <w:b w:val="false"/>
+                <w:bCs w:val="false"/>
+                <w:i w:val="false"/>
+                <w:iCs w:val="false"/>
+                <w:sz w:val="22"/>
+                <w:szCs w:val="22"/>
+              </w:rPr>
+              <w:t xml:space="preserve">적극성</w:t>
+            </w:r>
+          </w:p>
+        </w:tc>
+        <w:tc>
+          <w:tcPr>
+            <w:tcW w:type="dxa" w:w="3000"/>
+          </w:tcPr>
+          <w:p>
+            <w:pPr>
+              <w:keepNext/>
+            </w:pPr>
+            <w:r>
+              <w:rPr>
+                <w:rFonts w:ascii="Noto Sans CJK KR" w:cs="Noto Sans CJK KR" w:eastAsia="Noto Sans CJK KR" w:hAnsi="Noto Sans CJK KR"/>
+                <w:b w:val="false"/>
+                <w:bCs w:val="false"/>
+                <w:i w:val="false"/>
+                <w:iCs w:val="false"/>
+                <w:sz w:val="22"/>
+                <w:szCs w:val="22"/>
+              </w:rPr>
+              <w:t xml:space="preserve">답변수</w:t>
+            </w:r>
+          </w:p>
+        </w:tc>
+        <w:tc>
+          <w:tcPr>
+            <w:tcW w:type="dxa" w:w="3000"/>
+          </w:tcPr>
+          <w:p>
+            <w:pPr>
+              <w:keepNext/>
+            </w:pPr>
+            <w:r>
+              <w:rPr>
+                <w:rFonts w:ascii="Noto Sans CJK KR" w:cs="Noto Sans CJK KR" w:eastAsia="Noto Sans CJK KR" w:hAnsi="Noto Sans CJK KR"/>
+                <w:b w:val="false"/>
+                <w:bCs w:val="false"/>
+                <w:i w:val="false"/>
+                <w:iCs w:val="false"/>
+                <w:sz w:val="22"/>
+                <w:szCs w:val="22"/>
+              </w:rPr>
+              <w:t xml:space="preserve">0.149*** (0.011)</w:t>
+            </w:r>
+          </w:p>
+        </w:tc>
+      </w:tr>
+      <w:tr>
+        <w:trPr>
+          <w:cantSplit/>
+        </w:trPr>
+        <w:tc>
+          <w:tcPr>
+            <w:tcW w:type="dxa" w:w="3000"/>
+          </w:tcPr>
+          <w:p>
+            <w:pPr>
+              <w:keepNext/>
+            </w:pPr>
+            <w:r>
+              <w:rPr>
+                <w:rFonts w:ascii="Noto Sans CJK KR" w:cs="Noto Sans CJK KR" w:eastAsia="Noto Sans CJK KR" w:hAnsi="Noto Sans CJK KR"/>
+                <w:b w:val="false"/>
+                <w:bCs w:val="false"/>
+                <w:i w:val="false"/>
+                <w:iCs w:val="false"/>
+                <w:sz w:val="22"/>
+                <w:szCs w:val="22"/>
+              </w:rPr>
+              <w:t xml:space="preserve">적시성</w:t>
+            </w:r>
+          </w:p>
+        </w:tc>
+        <w:tc>
+          <w:tcPr>
+            <w:tcW w:type="dxa" w:w="3000"/>
+          </w:tcPr>
+          <w:p>
+            <w:pPr>
+              <w:keepNext/>
+            </w:pPr>
+            <w:r>
+              <w:rPr>
+                <w:rFonts w:ascii="Noto Sans CJK KR" w:cs="Noto Sans CJK KR" w:eastAsia="Noto Sans CJK KR" w:hAnsi="Noto Sans CJK KR"/>
+                <w:b w:val="false"/>
+                <w:bCs w:val="false"/>
+                <w:i w:val="false"/>
+                <w:iCs w:val="false"/>
+                <w:sz w:val="22"/>
+                <w:szCs w:val="22"/>
+              </w:rPr>
+              <w:t xml:space="preserve">답변속도</w:t>
+            </w:r>
+          </w:p>
+        </w:tc>
+        <w:tc>
+          <w:tcPr>
+            <w:tcW w:type="dxa" w:w="3000"/>
+          </w:tcPr>
+          <w:p>
+            <w:pPr>
+              <w:keepNext/>
+            </w:pPr>
+            <w:r>
+              <w:rPr>
+                <w:rFonts w:ascii="Noto Sans CJK KR" w:cs="Noto Sans CJK KR" w:eastAsia="Noto Sans CJK KR" w:hAnsi="Noto Sans CJK KR"/>
+                <w:b w:val="false"/>
+                <w:bCs w:val="false"/>
+                <w:i w:val="false"/>
+                <w:iCs w:val="false"/>
+                <w:sz w:val="22"/>
+                <w:szCs w:val="22"/>
+              </w:rPr>
+              <w:t xml:space="preserve">-0.027 (0.020)</w:t>
+            </w:r>
+          </w:p>
+        </w:tc>
+      </w:tr>
+      <w:tr>
+        <w:trPr>
+          <w:cantSplit/>
+        </w:trPr>
+        <w:tc>
+          <w:tcPr>
+            <w:tcW w:type="dxa" w:w="3000"/>
+          </w:tcPr>
+          <w:p>
+            <w:pPr>
+              <w:keepNext/>
+            </w:pPr>
+            <w:r>
+              <w:rPr>
+                <w:rFonts w:ascii="Noto Sans CJK KR" w:cs="Noto Sans CJK KR" w:eastAsia="Noto Sans CJK KR" w:hAnsi="Noto Sans CJK KR"/>
+                <w:b w:val="false"/>
+                <w:bCs w:val="false"/>
+                <w:i w:val="false"/>
+                <w:iCs w:val="false"/>
+                <w:sz w:val="22"/>
+                <w:szCs w:val="22"/>
+              </w:rPr>
+              <w:t xml:space="preserve"> </w:t>
+            </w:r>
+          </w:p>
+        </w:tc>
+        <w:tc>
+          <w:tcPr>
+            <w:tcW w:type="dxa" w:w="3000"/>
+          </w:tcPr>
+          <w:p>
+            <w:pPr>
+              <w:keepNext/>
+            </w:pPr>
+            <w:r>
+              <w:rPr>
+                <w:rFonts w:ascii="Noto Sans CJK KR" w:cs="Noto Sans CJK KR" w:eastAsia="Noto Sans CJK KR" w:hAnsi="Noto Sans CJK KR"/>
+                <w:b w:val="false"/>
+                <w:bCs w:val="false"/>
+                <w:i w:val="false"/>
+                <w:iCs w:val="false"/>
+                <w:sz w:val="22"/>
+                <w:szCs w:val="22"/>
+              </w:rPr>
+              <w:t xml:space="preserve">답변수 *답변속도</w:t>
+            </w:r>
+          </w:p>
+        </w:tc>
+        <w:tc>
+          <w:tcPr>
+            <w:tcW w:type="dxa" w:w="3000"/>
+          </w:tcPr>
+          <w:p>
+            <w:pPr>
+              <w:keepNext/>
+            </w:pPr>
+            <w:r>
+              <w:rPr>
+                <w:rFonts w:ascii="Noto Sans CJK KR" w:cs="Noto Sans CJK KR" w:eastAsia="Noto Sans CJK KR" w:hAnsi="Noto Sans CJK KR"/>
+                <w:b w:val="false"/>
+                <w:bCs w:val="false"/>
+                <w:i w:val="false"/>
+                <w:iCs w:val="false"/>
+                <w:sz w:val="22"/>
+                <w:szCs w:val="22"/>
+              </w:rPr>
+              <w:t xml:space="preserve">0.027*** (0.007)</w:t>
+            </w:r>
+          </w:p>
+        </w:tc>
+      </w:tr>
+      <w:tr>
+        <w:trPr>
+          <w:cantSplit/>
+        </w:trPr>
+        <w:tc>
+          <w:tcPr>
+            <w:tcW w:type="dxa" w:w="3000"/>
+          </w:tcPr>
+          <w:p>
+            <w:pPr>
+              <w:keepNext/>
+            </w:pPr>
+            <w:r>
+              <w:rPr>
+                <w:rFonts w:ascii="Noto Sans CJK KR" w:cs="Noto Sans CJK KR" w:eastAsia="Noto Sans CJK KR" w:hAnsi="Noto Sans CJK KR"/>
+                <w:b w:val="false"/>
+                <w:bCs w:val="false"/>
+                <w:i w:val="false"/>
+                <w:iCs w:val="false"/>
+                <w:sz w:val="22"/>
+                <w:szCs w:val="22"/>
+              </w:rPr>
+              <w:t xml:space="preserve">평판 하락</w:t>
+            </w:r>
+          </w:p>
+        </w:tc>
+        <w:tc>
+          <w:tcPr>
+            <w:tcW w:type="dxa" w:w="3000"/>
+          </w:tcPr>
+          <w:p>
+            <w:pPr>
+              <w:keepNext/>
+            </w:pPr>
+            <w:r>
+              <w:rPr>
+                <w:rFonts w:ascii="Noto Sans CJK KR" w:cs="Noto Sans CJK KR" w:eastAsia="Noto Sans CJK KR" w:hAnsi="Noto Sans CJK KR"/>
+                <w:b w:val="false"/>
+                <w:bCs w:val="false"/>
+                <w:i w:val="false"/>
+                <w:iCs w:val="false"/>
+                <w:sz w:val="22"/>
+                <w:szCs w:val="22"/>
+              </w:rPr>
+              <w:t xml:space="preserve">고객평점하락</w:t>
+            </w:r>
+          </w:p>
+        </w:tc>
+        <w:tc>
+          <w:tcPr>
+            <w:tcW w:type="dxa" w:w="3000"/>
+          </w:tcPr>
+          <w:p>
+            <w:pPr>
+              <w:keepNext/>
+            </w:pPr>
+            <w:r>
+              <w:rPr>
+                <w:rFonts w:ascii="Noto Sans CJK KR" w:cs="Noto Sans CJK KR" w:eastAsia="Noto Sans CJK KR" w:hAnsi="Noto Sans CJK KR"/>
+                <w:b w:val="false"/>
+                <w:bCs w:val="false"/>
+                <w:i w:val="false"/>
+                <w:iCs w:val="false"/>
+                <w:sz w:val="22"/>
+                <w:szCs w:val="22"/>
+              </w:rPr>
+              <w:t xml:space="preserve">-0.047*** (0.006)</w:t>
+            </w:r>
+          </w:p>
+        </w:tc>
+      </w:tr>
+      <w:tr>
+        <w:trPr>
+          <w:cantSplit/>
+        </w:trPr>
+        <w:tc>
+          <w:tcPr>
+            <w:tcW w:type="dxa" w:w="3000"/>
+          </w:tcPr>
+          <w:p>
+            <w:pPr>
+              <w:keepNext/>
+            </w:pPr>
+            <w:r>
+              <w:rPr>
+                <w:rFonts w:ascii="Noto Sans CJK KR" w:cs="Noto Sans CJK KR" w:eastAsia="Noto Sans CJK KR" w:hAnsi="Noto Sans CJK KR"/>
+                <w:b w:val="false"/>
+                <w:bCs w:val="false"/>
+                <w:i w:val="false"/>
+                <w:iCs w:val="false"/>
+                <w:sz w:val="22"/>
+                <w:szCs w:val="22"/>
+              </w:rPr>
+              <w:t xml:space="preserve">통제 변수</w:t>
+            </w:r>
+          </w:p>
+        </w:tc>
+        <w:tc>
+          <w:tcPr>
+            <w:tcW w:type="dxa" w:w="3000"/>
+          </w:tcPr>
+          <w:p>
+            <w:pPr>
+              <w:keepNext/>
+            </w:pPr>
+            <w:r>
+              <w:rPr>
+                <w:rFonts w:ascii="Noto Sans CJK KR" w:cs="Noto Sans CJK KR" w:eastAsia="Noto Sans CJK KR" w:hAnsi="Noto Sans CJK KR"/>
+                <w:b w:val="false"/>
+                <w:bCs w:val="false"/>
+                <w:i w:val="false"/>
+                <w:iCs w:val="false"/>
+                <w:sz w:val="22"/>
+                <w:szCs w:val="22"/>
+              </w:rPr>
+              <w:t xml:space="preserve">누적리뷰수</w:t>
+            </w:r>
+          </w:p>
+        </w:tc>
+        <w:tc>
+          <w:tcPr>
+            <w:tcW w:type="dxa" w:w="3000"/>
+          </w:tcPr>
+          <w:p>
+            <w:pPr>
+              <w:keepNext/>
+            </w:pPr>
+            <w:r>
+              <w:rPr>
+                <w:rFonts w:ascii="Noto Sans CJK KR" w:cs="Noto Sans CJK KR" w:eastAsia="Noto Sans CJK KR" w:hAnsi="Noto Sans CJK KR"/>
+                <w:b w:val="false"/>
+                <w:bCs w:val="false"/>
+                <w:i w:val="false"/>
+                <w:iCs w:val="false"/>
+                <w:sz w:val="22"/>
+                <w:szCs w:val="22"/>
+              </w:rPr>
+              <w:t xml:space="preserve">0.131** (0.047)</w:t>
+            </w:r>
+          </w:p>
+        </w:tc>
+      </w:tr>
+      <w:tr>
+        <w:trPr>
+          <w:cantSplit/>
+        </w:trPr>
+        <w:tc>
+          <w:tcPr>
+            <w:tcW w:type="dxa" w:w="3000"/>
+          </w:tcPr>
+          <w:p>
+            <w:pPr>
+              <w:keepNext/>
+            </w:pPr>
+            <w:r>
+              <w:rPr>
+                <w:rFonts w:ascii="Noto Sans CJK KR" w:cs="Noto Sans CJK KR" w:eastAsia="Noto Sans CJK KR" w:hAnsi="Noto Sans CJK KR"/>
+                <w:b w:val="false"/>
+                <w:bCs w:val="false"/>
+                <w:i w:val="false"/>
+                <w:iCs w:val="false"/>
+                <w:sz w:val="22"/>
+                <w:szCs w:val="22"/>
+              </w:rPr>
+              <w:t xml:space="preserve"> </w:t>
+            </w:r>
+          </w:p>
+        </w:tc>
+        <w:tc>
+          <w:tcPr>
+            <w:tcW w:type="dxa" w:w="3000"/>
+          </w:tcPr>
+          <w:p>
+            <w:pPr>
+              <w:keepNext/>
+            </w:pPr>
+            <w:r>
+              <w:rPr>
+                <w:rFonts w:ascii="Noto Sans CJK KR" w:cs="Noto Sans CJK KR" w:eastAsia="Noto Sans CJK KR" w:hAnsi="Noto Sans CJK KR"/>
+                <w:b w:val="false"/>
+                <w:bCs w:val="false"/>
+                <w:i w:val="false"/>
+                <w:iCs w:val="false"/>
+                <w:sz w:val="22"/>
+                <w:szCs w:val="22"/>
+              </w:rPr>
+              <w:t xml:space="preserve">코로나확진자</w:t>
+            </w:r>
+          </w:p>
+        </w:tc>
+        <w:tc>
+          <w:tcPr>
+            <w:tcW w:type="dxa" w:w="3000"/>
+          </w:tcPr>
+          <w:p>
+            <w:pPr>
+              <w:keepNext/>
+            </w:pPr>
+            <w:r>
+              <w:rPr>
+                <w:rFonts w:ascii="Noto Sans CJK KR" w:cs="Noto Sans CJK KR" w:eastAsia="Noto Sans CJK KR" w:hAnsi="Noto Sans CJK KR"/>
+                <w:b w:val="false"/>
+                <w:bCs w:val="false"/>
+                <w:i w:val="false"/>
+                <w:iCs w:val="false"/>
+                <w:sz w:val="22"/>
+                <w:szCs w:val="22"/>
+              </w:rPr>
+              <w:t xml:space="preserve">-0.663*** (0.020)</w:t>
+            </w:r>
+          </w:p>
+        </w:tc>
+      </w:tr>
+      <w:tr>
+        <w:trPr>
+          <w:cantSplit/>
+        </w:trPr>
+        <w:tc>
+          <w:tcPr>
+            <w:tcW w:type="dxa" w:w="3000"/>
+          </w:tcPr>
+          <w:p>
+            <w:pPr>
+              <w:keepNext/>
+            </w:pPr>
+            <w:r>
+              <w:rPr>
+                <w:rFonts w:ascii="Noto Sans CJK KR" w:cs="Noto Sans CJK KR" w:eastAsia="Noto Sans CJK KR" w:hAnsi="Noto Sans CJK KR"/>
+                <w:b w:val="false"/>
+                <w:bCs w:val="false"/>
+                <w:i w:val="false"/>
+                <w:iCs w:val="false"/>
+                <w:sz w:val="22"/>
+                <w:szCs w:val="22"/>
+              </w:rPr>
+              <w:t xml:space="preserve"> </w:t>
+            </w:r>
+          </w:p>
+        </w:tc>
+        <w:tc>
+          <w:tcPr>
+            <w:tcW w:type="dxa" w:w="3000"/>
+          </w:tcPr>
+          <w:p>
+            <w:pPr>
+              <w:keepNext/>
+            </w:pPr>
+            <w:r>
+              <w:rPr>
+                <w:rFonts w:ascii="Noto Sans CJK KR" w:cs="Noto Sans CJK KR" w:eastAsia="Noto Sans CJK KR" w:hAnsi="Noto Sans CJK KR"/>
+                <w:b w:val="false"/>
+                <w:bCs w:val="false"/>
+                <w:i w:val="false"/>
+                <w:iCs w:val="false"/>
+                <w:sz w:val="22"/>
+                <w:szCs w:val="22"/>
+              </w:rPr>
+              <w:t xml:space="preserve">상수항</w:t>
+            </w:r>
+          </w:p>
+        </w:tc>
+        <w:tc>
+          <w:tcPr>
+            <w:tcW w:type="dxa" w:w="3000"/>
+          </w:tcPr>
+          <w:p>
+            <w:pPr>
+              <w:keepNext/>
+            </w:pPr>
+            <w:r>
+              <w:rPr>
+                <w:rFonts w:ascii="Noto Sans CJK KR" w:cs="Noto Sans CJK KR" w:eastAsia="Noto Sans CJK KR" w:hAnsi="Noto Sans CJK KR"/>
+                <w:b w:val="false"/>
+                <w:bCs w:val="false"/>
+                <w:i w:val="false"/>
+                <w:iCs w:val="false"/>
+                <w:sz w:val="22"/>
+                <w:szCs w:val="22"/>
+              </w:rPr>
+              <w:t xml:space="preserve">7.098*** (0.346)</w:t>
+            </w:r>
+          </w:p>
+        </w:tc>
+      </w:tr>
+      <w:tr>
+        <w:trPr>
+          <w:cantSplit/>
+        </w:trPr>
+        <w:tc>
+          <w:tcPr>
+            <w:tcW w:type="dxa" w:w="3000"/>
+          </w:tcPr>
+          <w:p>
+            <w:pPr>
+              <w:keepNext/>
+            </w:pPr>
+            <w:r>
+              <w:rPr>
+                <w:rFonts w:ascii="Noto Sans CJK KR" w:cs="Noto Sans CJK KR" w:eastAsia="Noto Sans CJK KR" w:hAnsi="Noto Sans CJK KR"/>
+                <w:b w:val="false"/>
+                <w:bCs w:val="false"/>
+                <w:i w:val="false"/>
+                <w:iCs w:val="false"/>
+                <w:sz w:val="22"/>
+                <w:szCs w:val="22"/>
+              </w:rPr>
+              <w:t xml:space="preserve"> </w:t>
+            </w:r>
+          </w:p>
+        </w:tc>
+        <w:tc>
+          <w:tcPr>
+            <w:tcW w:type="dxa" w:w="3000"/>
+          </w:tcPr>
+          <w:p>
+            <w:pPr>
+              <w:keepNext/>
+            </w:pPr>
+            <w:r>
+              <w:rPr>
+                <w:rFonts w:ascii="Noto Sans CJK KR" w:cs="Noto Sans CJK KR" w:eastAsia="Noto Sans CJK KR" w:hAnsi="Noto Sans CJK KR"/>
+                <w:b w:val="false"/>
+                <w:bCs w:val="false"/>
+                <w:i w:val="false"/>
+                <w:iCs w:val="false"/>
+                <w:sz w:val="22"/>
+                <w:szCs w:val="22"/>
+              </w:rPr>
+              <w:t xml:space="preserve">관측치수</w:t>
+            </w:r>
+          </w:p>
+        </w:tc>
+        <w:tc>
+          <w:tcPr>
+            <w:tcW w:type="dxa" w:w="3000"/>
+          </w:tcPr>
+          <w:p>
+            <w:pPr>
+              <w:keepNext/>
+            </w:pPr>
+            <w:r>
+              <w:rPr>
+                <w:rFonts w:ascii="Noto Sans CJK KR" w:cs="Noto Sans CJK KR" w:eastAsia="Noto Sans CJK KR" w:hAnsi="Noto Sans CJK KR"/>
+                <w:b w:val="false"/>
+                <w:bCs w:val="false"/>
+                <w:i w:val="false"/>
+                <w:iCs w:val="false"/>
+                <w:sz w:val="22"/>
+                <w:szCs w:val="22"/>
+              </w:rPr>
+              <w:t xml:space="preserve">26,734</w:t>
+            </w:r>
+          </w:p>
+        </w:tc>
+      </w:tr>
+      <w:tr>
+        <w:trPr>
+          <w:cantSplit/>
+        </w:trPr>
+        <w:tc>
+          <w:tcPr>
+            <w:tcW w:type="dxa" w:w="3000"/>
+          </w:tcPr>
+          <w:p>
+            <w:pPr>
+              <w:keepNext/>
+            </w:pPr>
+            <w:r>
+              <w:rPr>
+                <w:rFonts w:ascii="Noto Sans CJK KR" w:cs="Noto Sans CJK KR" w:eastAsia="Noto Sans CJK KR" w:hAnsi="Noto Sans CJK KR"/>
+                <w:b w:val="false"/>
+                <w:bCs w:val="false"/>
+                <w:i w:val="false"/>
+                <w:iCs w:val="false"/>
+                <w:sz w:val="22"/>
+                <w:szCs w:val="22"/>
+              </w:rPr>
+              <w:t xml:space="preserve"> </w:t>
+            </w:r>
+          </w:p>
+        </w:tc>
+        <w:tc>
+          <w:tcPr>
+            <w:tcW w:type="dxa" w:w="3000"/>
+          </w:tcPr>
+          <w:p>
+            <w:pPr>
+              <w:keepNext/>
+            </w:pPr>
+            <w:r>
+              <w:rPr>
+                <w:rFonts w:ascii="Noto Sans CJK KR" w:cs="Noto Sans CJK KR" w:eastAsia="Noto Sans CJK KR" w:hAnsi="Noto Sans CJK KR"/>
+                <w:b w:val="false"/>
+                <w:bCs w:val="false"/>
+                <w:i w:val="false"/>
+                <w:iCs w:val="false"/>
+                <w:sz w:val="22"/>
+                <w:szCs w:val="22"/>
+              </w:rPr>
+              <w:t xml:space="preserve">그룹수</w:t>
+            </w:r>
+          </w:p>
+        </w:tc>
+        <w:tc>
+          <w:tcPr>
+            <w:tcW w:type="dxa" w:w="3000"/>
+          </w:tcPr>
+          <w:p>
+            <w:pPr>
+              <w:keepNext/>
+            </w:pPr>
+            <w:r>
+              <w:rPr>
+                <w:rFonts w:ascii="Noto Sans CJK KR" w:cs="Noto Sans CJK KR" w:eastAsia="Noto Sans CJK KR" w:hAnsi="Noto Sans CJK KR"/>
+                <w:b w:val="false"/>
+                <w:bCs w:val="false"/>
+                <w:i w:val="false"/>
+                <w:iCs w:val="false"/>
+                <w:sz w:val="22"/>
+                <w:szCs w:val="22"/>
+              </w:rPr>
+              <w:t xml:space="preserve">856</w:t>
+            </w:r>
+          </w:p>
+        </w:tc>
+      </w:tr>
+      <w:tr>
+        <w:trPr>
+          <w:cantSplit/>
+        </w:trPr>
+        <w:tc>
+          <w:tcPr>
+            <w:tcW w:type="dxa" w:w="3000"/>
+          </w:tcPr>
+          <w:p>
+            <w:pPr>
+              <w:keepNext/>
+            </w:pPr>
+            <w:r>
+              <w:rPr>
+                <w:rFonts w:ascii="Noto Sans CJK KR" w:cs="Noto Sans CJK KR" w:eastAsia="Noto Sans CJK KR" w:hAnsi="Noto Sans CJK KR"/>
+                <w:b w:val="false"/>
+                <w:bCs w:val="false"/>
+                <w:i w:val="false"/>
+                <w:iCs w:val="false"/>
+                <w:sz w:val="22"/>
+                <w:szCs w:val="22"/>
+              </w:rPr>
+              <w:t xml:space="preserve"> </w:t>
+            </w:r>
+          </w:p>
+        </w:tc>
+        <w:tc>
+          <w:tcPr>
+            <w:tcW w:type="dxa" w:w="3000"/>
+          </w:tcPr>
+          <w:p>
+            <w:pPr>
+              <w:keepNext/>
+            </w:pPr>
+            <w:r>
+              <w:rPr>
+                <w:rFonts w:ascii="Noto Sans CJK KR" w:cs="Noto Sans CJK KR" w:eastAsia="Noto Sans CJK KR" w:hAnsi="Noto Sans CJK KR"/>
+                <w:b w:val="false"/>
+                <w:bCs w:val="false"/>
+                <w:i w:val="false"/>
+                <w:iCs w:val="false"/>
+                <w:sz w:val="22"/>
+                <w:szCs w:val="22"/>
+              </w:rPr>
+              <w:t xml:space="preserve">Adjusted R2</w:t>
+            </w:r>
+          </w:p>
+        </w:tc>
+        <w:tc>
+          <w:tcPr>
+            <w:tcW w:type="dxa" w:w="3000"/>
+          </w:tcPr>
+          <w:p>
+            <w:pPr>
+              <w:keepNext/>
+            </w:pPr>
+            <w:r>
+              <w:rPr>
+                <w:rFonts w:ascii="Noto Sans CJK KR" w:cs="Noto Sans CJK KR" w:eastAsia="Noto Sans CJK KR" w:hAnsi="Noto Sans CJK KR"/>
+                <w:b w:val="false"/>
+                <w:bCs w:val="false"/>
+                <w:i w:val="false"/>
+                <w:iCs w:val="false"/>
+                <w:sz w:val="22"/>
+                <w:szCs w:val="22"/>
+              </w:rPr>
+              <w:t xml:space="preserve">0.480</w:t>
+            </w:r>
+          </w:p>
+        </w:tc>
+      </w:tr>
+    </w:tbl>
+    <w:p>
+      <w:pPr>
+        <w:spacing w:after="100"/>
+      </w:pPr>
+      <w:r>
+        <w:t xml:space="preserve"/>
+      </w:r>
+    </w:p>
+    <w:p>
+      <w:pPr>
+        <w:spacing w:after="40" w:before="40"/>
+      </w:pPr>
+      <w:r>
+        <w:t xml:space="preserve"/>
+      </w:r>
+    </w:p>
+    <w:p>
+      <w:pPr>
+        <w:spacing w:after="60" w:before="60" w:line="320"/>
+      </w:pPr>
+      <w:r>
+        <w:rPr>
+          <w:rFonts w:ascii="Noto Sans CJK KR" w:cs="Noto Sans CJK KR" w:eastAsia="Noto Sans CJK KR" w:hAnsi="Noto Sans CJK KR"/>
+          <w:b w:val="false"/>
+          <w:bCs w:val="false"/>
+          <w:i/>
+          <w:iCs/>
+          <w:sz w:val="22"/>
+          <w:szCs w:val="22"/>
+        </w:rPr>
+        <w:t xml:space="preserve">통계적 유의수준: ***p &lt;0.001, **p &lt; 0.01, *p &lt; 0.05. 괄호는 표준오차.</w:t>
+      </w:r>
+    </w:p>
+    <w:p>
+      <w:pPr>
+        <w:spacing w:after="40" w:before="40"/>
+      </w:pPr>
+      <w:r>
+        <w:t xml:space="preserve"/>
+      </w:r>
+    </w:p>
+    <w:p>
+      <w:pPr>
+        <w:spacing w:after="60" w:before="60" w:line="320"/>
+      </w:pPr>
+      <w:r>
+        <w:rPr>
+          <w:rFonts w:ascii="Noto Sans CJK KR" w:cs="Noto Sans CJK KR" w:eastAsia="Noto Sans CJK KR" w:hAnsi="Noto Sans CJK KR"/>
+          <w:b/>
+          <w:bCs/>
+          <w:i w:val="false"/>
+          <w:iCs w:val="false"/>
+          <w:sz w:val="22"/>
+          <w:szCs w:val="22"/>
+        </w:rPr>
+        <w:t xml:space="preserve">원고 &lt;그림 2&gt; — 옮겨 싣지 않는다</w:t>
+      </w:r>
+    </w:p>
+    <w:p>
+      <w:pPr>
+        <w:spacing w:after="40" w:before="40"/>
+      </w:pPr>
+      <w:r>
+        <w:t xml:space="preserve"/>
+      </w:r>
+    </w:p>
+    <w:p>
+      <w:pPr>
+        <w:pBdr>
+          <w:left w:val="single" w:color="AAAAAA" w:sz="12" w:space="8"/>
+        </w:pBdr>
+        <w:shd w:fill="F8F8F8" w:color="auto" w:val="clear"/>
+        <w:spacing w:after="40" w:before="40"/>
+        <w:ind w:left="400"/>
+      </w:pPr>
+      <w:r>
+        <w:rPr>
+          <w:rFonts w:ascii="Noto Sans CJK KR" w:cs="Noto Sans CJK KR" w:eastAsia="Noto Sans CJK KR" w:hAnsi="Noto Sans CJK KR"/>
+          <w:b w:val="false"/>
+          <w:bCs w:val="false"/>
+          <w:i w:val="false"/>
+          <w:iCs w:val="false"/>
+          <w:sz w:val="22"/>
+          <w:szCs w:val="22"/>
+        </w:rPr>
+        <w:t xml:space="preserve">캡션은 </w:t>
+      </w:r>
+      <w:r>
+        <w:rPr>
+          <w:rFonts w:ascii="Noto Sans Mono CJK KR" w:cs="Noto Sans Mono CJK KR" w:eastAsia="Noto Sans Mono CJK KR" w:hAnsi="Noto Sans Mono CJK KR"/>
+          <w:b w:val="false"/>
+          <w:bCs w:val="false"/>
+          <w:i w:val="false"/>
+          <w:iCs w:val="false"/>
+          <w:sz w:val="20"/>
+          <w:szCs w:val="20"/>
+        </w:rPr>
+        <w:t xml:space="preserve">&lt;그림 2&gt; 적시성 조절효과 그래프</w:t>
+      </w:r>
+      <w:r>
+        <w:rPr>
+          <w:rFonts w:ascii="Noto Sans CJK KR" w:cs="Noto Sans CJK KR" w:eastAsia="Noto Sans CJK KR" w:hAnsi="Noto Sans CJK KR"/>
+          <w:b w:val="false"/>
+          <w:bCs w:val="false"/>
+          <w:i w:val="false"/>
+          <w:iCs w:val="false"/>
+          <w:sz w:val="22"/>
+          <w:szCs w:val="22"/>
+        </w:rPr>
+        <w:t xml:space="preserve">, 축 라벨은 </w:t>
+      </w:r>
+      <w:r>
+        <w:rPr>
+          <w:rFonts w:ascii="Noto Sans Mono CJK KR" w:cs="Noto Sans Mono CJK KR" w:eastAsia="Noto Sans Mono CJK KR" w:hAnsi="Noto Sans Mono CJK KR"/>
+          <w:b w:val="false"/>
+          <w:bCs w:val="false"/>
+          <w:i w:val="false"/>
+          <w:iCs w:val="false"/>
+          <w:sz w:val="20"/>
+          <w:szCs w:val="20"/>
+        </w:rPr>
+        <w:t xml:space="preserve">(모형 2) 적시성×적극성</w:t>
+      </w:r>
+      <w:r>
+        <w:rPr>
+          <w:rFonts w:ascii="Noto Sans CJK KR" w:cs="Noto Sans CJK KR" w:eastAsia="Noto Sans CJK KR" w:hAnsi="Noto Sans CJK KR"/>
+          <w:b w:val="false"/>
+          <w:bCs w:val="false"/>
+          <w:i w:val="false"/>
+          <w:iCs w:val="false"/>
+          <w:sz w:val="22"/>
+          <w:szCs w:val="22"/>
+        </w:rPr>
+        <w:t xml:space="preserve"> 이다.</w:t>
+      </w:r>
+    </w:p>
+    <w:p>
+      <w:pPr>
+        <w:pBdr>
+          <w:left w:val="single" w:color="AAAAAA" w:sz="12" w:space="8"/>
+        </w:pBdr>
+        <w:shd w:fill="F8F8F8" w:color="auto" w:val="clear"/>
+        <w:spacing w:after="40" w:before="40"/>
+        <w:ind w:left="400"/>
+      </w:pPr>
+      <w:r>
+        <w:rPr>
+          <w:rFonts w:ascii="Noto Sans CJK KR" w:cs="Noto Sans CJK KR" w:eastAsia="Noto Sans CJK KR" w:hAnsi="Noto Sans CJK KR"/>
+          <w:b w:val="false"/>
+          <w:bCs w:val="false"/>
+          <w:i w:val="false"/>
+          <w:iCs w:val="false"/>
+          <w:sz w:val="22"/>
+          <w:szCs w:val="22"/>
+        </w:rPr>
+        <w:t xml:space="preserve">원고가 이 그림에서 보인 것은 다음 한 문장이다 — </w:t>
+      </w:r>
+      <w:r>
+        <w:rPr>
+          <w:rFonts w:ascii="Noto Sans CJK KR" w:cs="Noto Sans CJK KR" w:eastAsia="Noto Sans CJK KR" w:hAnsi="Noto Sans CJK KR"/>
+          <w:b w:val="false"/>
+          <w:bCs w:val="false"/>
+          <w:i/>
+          <w:iCs/>
+          <w:sz w:val="22"/>
+          <w:szCs w:val="22"/>
+        </w:rPr>
+        <w:t xml:space="preserve">"부정적 리뷰에 대한 대응 적시성이 증가함에 따라 호스트의 적극적인 대응이 숙박업체의 성공에 더욱 효과적임을 보였다."</w:t>
+      </w:r>
+    </w:p>
+    <w:p>
+      <w:pPr>
+        <w:pBdr>
+          <w:left w:val="single" w:color="AAAAAA" w:sz="12" w:space="8"/>
+        </w:pBdr>
+        <w:shd w:fill="F8F8F8" w:color="auto" w:val="clear"/>
+        <w:spacing w:after="40" w:before="40"/>
+        <w:ind w:left="400"/>
+      </w:pPr>
+      <w:r>
+        <w:rPr>
+          <w:rFonts w:ascii="Noto Sans CJK KR" w:cs="Noto Sans CJK KR" w:eastAsia="Noto Sans CJK KR" w:hAnsi="Noto Sans CJK KR"/>
+          <w:b w:val="false"/>
+          <w:bCs w:val="false"/>
+          <w:i w:val="false"/>
+          <w:iCs w:val="false"/>
+          <w:sz w:val="22"/>
+          <w:szCs w:val="22"/>
+        </w:rPr>
+        <w:t xml:space="preserve">도판은 원 논문에서 직접 확인한다.</w:t>
+      </w:r>
+    </w:p>
+    <w:p>
+      <w:pPr>
+        <w:spacing w:after="40" w:before="40"/>
+      </w:pPr>
+      <w:r>
+        <w:t xml:space="preserve"/>
+      </w:r>
+    </w:p>
+    <w:p>
+      <w:pPr>
+        <w:pBdr>
+          <w:bottom w:val="single" w:color="888888" w:sz="6" w:space="1"/>
+        </w:pBdr>
+        <w:spacing w:after="120" w:before="120"/>
+      </w:pPr>
+      <w:r>
+        <w:t xml:space="preserve"/>
+      </w:r>
+    </w:p>
+    <w:p>
+      <w:pPr>
+        <w:spacing w:after="40" w:before="40"/>
+      </w:pPr>
+      <w:r>
+        <w:t xml:space="preserve"/>
+      </w:r>
+    </w:p>
+    <w:p>
+      <w:pPr>
+        <w:pStyle w:val="Heading2"/>
+        <w:spacing w:after="120" w:before="240"/>
+      </w:pPr>
+      <w:r>
+        <w:rPr>
+          <w:rFonts w:ascii="Noto Sans CJK KR" w:cs="Noto Sans CJK KR" w:eastAsia="Noto Sans CJK KR" w:hAnsi="Noto Sans CJK KR"/>
+          <w:b/>
+          <w:bCs/>
+          <w:i w:val="false"/>
+          <w:iCs w:val="false"/>
+          <w:sz w:val="30"/>
+          <w:szCs w:val="30"/>
+        </w:rPr>
+        <w:t xml:space="preserve">Exhibit D · 표 6 — 평판 하락의 조절효과 (MBA 기술 세션)</w:t>
+      </w:r>
+    </w:p>
+    <w:p>
+      <w:pPr>
+        <w:spacing w:after="40" w:before="40"/>
+      </w:pPr>
+      <w:r>
+        <w:t xml:space="preserve"/>
+      </w:r>
+    </w:p>
+    <w:p>
+      <w:pPr>
+        <w:spacing w:after="60" w:before="60" w:line="320"/>
+      </w:pPr>
+      <w:r>
+        <w:rPr>
+          <w:rFonts w:ascii="Noto Sans CJK KR" w:cs="Noto Sans CJK KR" w:eastAsia="Noto Sans CJK KR" w:hAnsi="Noto Sans CJK KR"/>
+          <w:b w:val="false"/>
+          <w:bCs w:val="false"/>
+          <w:i/>
+          <w:iCs/>
+          <w:sz w:val="22"/>
+          <w:szCs w:val="22"/>
+        </w:rPr>
+        <w:t xml:space="preserve">원고 &lt;표 6&gt; 평판 하락의 조절효과 분석 결과. 원문 표기 그대로 옮겼다. 모형 3과 모형 4는 조절항을 하나씩만 넣은 분리 모형이고, 상대 항 자리는 원고에서 `-` 다.</w:t>
+      </w:r>
+    </w:p>
+    <w:p>
+      <w:pPr>
+        <w:spacing w:after="40" w:before="40"/>
+      </w:pPr>
+      <w:r>
+        <w:t xml:space="preserve"/>
+      </w:r>
+    </w:p>
+    <w:tbl>
+      <w:tblPr>
+        <w:tblW w:type="dxa" w:w="9000"/>
+        <w:tblBorders>
+          <w:top w:val="single" w:color="auto" w:sz="4"/>
+          <w:left w:val="single" w:color="auto" w:sz="4"/>
+          <w:bottom w:val="single" w:color="auto" w:sz="4"/>
+          <w:right w:val="single" w:color="auto" w:sz="4"/>
+          <w:insideH w:val="single" w:color="auto" w:sz="4"/>
+          <w:insideV w:val="single" w:color="auto" w:sz="4"/>
+        </w:tblBorders>
+      </w:tblPr>
+      <w:tblGrid>
+        <w:gridCol w:w="2250"/>
+        <w:gridCol w:w="2250"/>
+        <w:gridCol w:w="2250"/>
+        <w:gridCol w:w="2250"/>
+      </w:tblGrid>
+      <w:tr>
+        <w:trPr>
+          <w:cantSplit/>
+          <w:tblHeader/>
+        </w:trPr>
+        <w:tc>
+          <w:tcPr>
+            <w:tcW w:type="dxa" w:w="2250"/>
+            <w:shd w:fill="D9D9D9" w:color="auto" w:val="clear"/>
+          </w:tcPr>
+          <w:p>
+            <w:pPr>
+              <w:keepNext/>
+              <w:jc w:val="center"/>
+            </w:pPr>
+            <w:r>
+              <w:rPr>
+                <w:rFonts w:ascii="Noto Sans CJK KR" w:cs="Noto Sans CJK KR" w:eastAsia="Noto Sans CJK KR" w:hAnsi="Noto Sans CJK KR"/>
+              </w:rPr>
+              <w:t xml:space="preserve"/>
+            </w:r>
+          </w:p>
+        </w:tc>
+        <w:tc>
+          <w:tcPr>
+            <w:tcW w:type="dxa" w:w="2250"/>
+            <w:shd w:fill="D9D9D9" w:color="auto" w:val="clear"/>
+          </w:tcPr>
+          <w:p>
+            <w:pPr>
+              <w:keepNext/>
+              <w:jc w:val="center"/>
+            </w:pPr>
+            <w:r>
+              <w:rPr>
+                <w:rFonts w:ascii="Noto Sans CJK KR" w:cs="Noto Sans CJK KR" w:eastAsia="Noto Sans CJK KR" w:hAnsi="Noto Sans CJK KR"/>
+                <w:b/>
+                <w:bCs/>
+                <w:i w:val="false"/>
+                <w:iCs w:val="false"/>
+                <w:sz w:val="22"/>
+                <w:szCs w:val="22"/>
+              </w:rPr>
+              <w:t xml:space="preserve">변수</w:t>
+            </w:r>
+          </w:p>
+        </w:tc>
+        <w:tc>
+          <w:tcPr>
+            <w:tcW w:type="dxa" w:w="2250"/>
+            <w:shd w:fill="D9D9D9" w:color="auto" w:val="clear"/>
+          </w:tcPr>
+          <w:p>
+            <w:pPr>
+              <w:keepNext/>
+              <w:jc w:val="center"/>
+            </w:pPr>
+            <w:r>
+              <w:rPr>
+                <w:rFonts w:ascii="Noto Sans CJK KR" w:cs="Noto Sans CJK KR" w:eastAsia="Noto Sans CJK KR" w:hAnsi="Noto Sans CJK KR"/>
+                <w:b/>
+                <w:bCs/>
+                <w:i w:val="false"/>
+                <w:iCs w:val="false"/>
+                <w:sz w:val="22"/>
+                <w:szCs w:val="22"/>
+              </w:rPr>
+              <w:t xml:space="preserve">모형 3 계수 (표준 오차)</w:t>
+            </w:r>
+          </w:p>
+        </w:tc>
+        <w:tc>
+          <w:tcPr>
+            <w:tcW w:type="dxa" w:w="2250"/>
+            <w:shd w:fill="D9D9D9" w:color="auto" w:val="clear"/>
+          </w:tcPr>
+          <w:p>
+            <w:pPr>
+              <w:keepNext/>
+              <w:jc w:val="center"/>
+            </w:pPr>
+            <w:r>
+              <w:rPr>
+                <w:rFonts w:ascii="Noto Sans CJK KR" w:cs="Noto Sans CJK KR" w:eastAsia="Noto Sans CJK KR" w:hAnsi="Noto Sans CJK KR"/>
+                <w:b/>
+                <w:bCs/>
+                <w:i w:val="false"/>
+                <w:iCs w:val="false"/>
+                <w:sz w:val="22"/>
+                <w:szCs w:val="22"/>
+              </w:rPr>
+              <w:t xml:space="preserve">모형 4 계수 (표준 오차)</w:t>
+            </w:r>
+          </w:p>
+        </w:tc>
+      </w:tr>
+      <w:tr>
+        <w:trPr>
+          <w:cantSplit/>
+        </w:trPr>
+        <w:tc>
+          <w:tcPr>
+            <w:tcW w:type="dxa" w:w="2250"/>
+          </w:tcPr>
+          <w:p>
+            <w:pPr>
+              <w:keepNext/>
+            </w:pPr>
+            <w:r>
+              <w:rPr>
+                <w:rFonts w:ascii="Noto Sans CJK KR" w:cs="Noto Sans CJK KR" w:eastAsia="Noto Sans CJK KR" w:hAnsi="Noto Sans CJK KR"/>
+                <w:b w:val="false"/>
+                <w:bCs w:val="false"/>
+                <w:i w:val="false"/>
+                <w:iCs w:val="false"/>
+                <w:sz w:val="22"/>
+                <w:szCs w:val="22"/>
+              </w:rPr>
+              <w:t xml:space="preserve">상황적 요인 (평판 하락)</w:t>
+            </w:r>
+          </w:p>
+        </w:tc>
+        <w:tc>
+          <w:tcPr>
+            <w:tcW w:type="dxa" w:w="2250"/>
+          </w:tcPr>
+          <w:p>
+            <w:pPr>
+              <w:keepNext/>
+            </w:pPr>
+            <w:r>
+              <w:rPr>
+                <w:rFonts w:ascii="Noto Sans CJK KR" w:cs="Noto Sans CJK KR" w:eastAsia="Noto Sans CJK KR" w:hAnsi="Noto Sans CJK KR"/>
+                <w:b w:val="false"/>
+                <w:bCs w:val="false"/>
+                <w:i w:val="false"/>
+                <w:iCs w:val="false"/>
+                <w:sz w:val="22"/>
+                <w:szCs w:val="22"/>
+              </w:rPr>
+              <w:t xml:space="preserve">고객평점하락</w:t>
+            </w:r>
+          </w:p>
+        </w:tc>
+        <w:tc>
+          <w:tcPr>
+            <w:tcW w:type="dxa" w:w="2250"/>
+          </w:tcPr>
+          <w:p>
+            <w:pPr>
+              <w:keepNext/>
+            </w:pPr>
+            <w:r>
+              <w:rPr>
+                <w:rFonts w:ascii="Noto Sans CJK KR" w:cs="Noto Sans CJK KR" w:eastAsia="Noto Sans CJK KR" w:hAnsi="Noto Sans CJK KR"/>
+                <w:b w:val="false"/>
+                <w:bCs w:val="false"/>
+                <w:i w:val="false"/>
+                <w:iCs w:val="false"/>
+                <w:sz w:val="22"/>
+                <w:szCs w:val="22"/>
+              </w:rPr>
+              <w:t xml:space="preserve">-0.081*** (0.013)</w:t>
+            </w:r>
+          </w:p>
+        </w:tc>
+        <w:tc>
+          <w:tcPr>
+            <w:tcW w:type="dxa" w:w="2250"/>
+          </w:tcPr>
+          <w:p>
+            <w:pPr>
+              <w:keepNext/>
+            </w:pPr>
+            <w:r>
+              <w:rPr>
+                <w:rFonts w:ascii="Noto Sans CJK KR" w:cs="Noto Sans CJK KR" w:eastAsia="Noto Sans CJK KR" w:hAnsi="Noto Sans CJK KR"/>
+                <w:b w:val="false"/>
+                <w:bCs w:val="false"/>
+                <w:i w:val="false"/>
+                <w:iCs w:val="false"/>
+                <w:sz w:val="22"/>
+                <w:szCs w:val="22"/>
+              </w:rPr>
+              <w:t xml:space="preserve">-0.049*** (0.007)</w:t>
+            </w:r>
+          </w:p>
+        </w:tc>
+      </w:tr>
+      <w:tr>
+        <w:trPr>
+          <w:cantSplit/>
+        </w:trPr>
+        <w:tc>
+          <w:tcPr>
+            <w:tcW w:type="dxa" w:w="2250"/>
+          </w:tcPr>
+          <w:p>
+            <w:pPr>
+              <w:keepNext/>
+            </w:pPr>
+            <w:r>
+              <w:rPr>
+                <w:rFonts w:ascii="Noto Sans CJK KR" w:cs="Noto Sans CJK KR" w:eastAsia="Noto Sans CJK KR" w:hAnsi="Noto Sans CJK KR"/>
+                <w:b w:val="false"/>
+                <w:bCs w:val="false"/>
+                <w:i w:val="false"/>
+                <w:iCs w:val="false"/>
+                <w:sz w:val="22"/>
+                <w:szCs w:val="22"/>
+              </w:rPr>
+              <w:t xml:space="preserve">적극성</w:t>
+            </w:r>
+          </w:p>
+        </w:tc>
+        <w:tc>
+          <w:tcPr>
+            <w:tcW w:type="dxa" w:w="2250"/>
+          </w:tcPr>
+          <w:p>
+            <w:pPr>
+              <w:keepNext/>
+            </w:pPr>
+            <w:r>
+              <w:rPr>
+                <w:rFonts w:ascii="Noto Sans CJK KR" w:cs="Noto Sans CJK KR" w:eastAsia="Noto Sans CJK KR" w:hAnsi="Noto Sans CJK KR"/>
+                <w:b w:val="false"/>
+                <w:bCs w:val="false"/>
+                <w:i w:val="false"/>
+                <w:iCs w:val="false"/>
+                <w:sz w:val="22"/>
+                <w:szCs w:val="22"/>
+              </w:rPr>
+              <w:t xml:space="preserve">답변수</w:t>
+            </w:r>
+          </w:p>
+        </w:tc>
+        <w:tc>
+          <w:tcPr>
+            <w:tcW w:type="dxa" w:w="2250"/>
+          </w:tcPr>
+          <w:p>
+            <w:pPr>
+              <w:keepNext/>
+            </w:pPr>
+            <w:r>
+              <w:rPr>
+                <w:rFonts w:ascii="Noto Sans CJK KR" w:cs="Noto Sans CJK KR" w:eastAsia="Noto Sans CJK KR" w:hAnsi="Noto Sans CJK KR"/>
+                <w:b w:val="false"/>
+                <w:bCs w:val="false"/>
+                <w:i w:val="false"/>
+                <w:iCs w:val="false"/>
+                <w:sz w:val="22"/>
+                <w:szCs w:val="22"/>
+              </w:rPr>
+              <w:t xml:space="preserve">0.133*** (0.010)</w:t>
+            </w:r>
+          </w:p>
+        </w:tc>
+        <w:tc>
+          <w:tcPr>
+            <w:tcW w:type="dxa" w:w="2250"/>
+          </w:tcPr>
+          <w:p>
+            <w:pPr>
+              <w:keepNext/>
+            </w:pPr>
+            <w:r>
+              <w:rPr>
+                <w:rFonts w:ascii="Noto Sans CJK KR" w:cs="Noto Sans CJK KR" w:eastAsia="Noto Sans CJK KR" w:hAnsi="Noto Sans CJK KR"/>
+                <w:b w:val="false"/>
+                <w:bCs w:val="false"/>
+                <w:i w:val="false"/>
+                <w:iCs w:val="false"/>
+                <w:sz w:val="22"/>
+                <w:szCs w:val="22"/>
+              </w:rPr>
+              <w:t xml:space="preserve">0.139*** (0.010)</w:t>
+            </w:r>
+          </w:p>
+        </w:tc>
+      </w:tr>
+      <w:tr>
+        <w:trPr>
+          <w:cantSplit/>
+        </w:trPr>
+        <w:tc>
+          <w:tcPr>
+            <w:tcW w:type="dxa" w:w="2250"/>
+          </w:tcPr>
+          <w:p>
+            <w:pPr>
+              <w:keepNext/>
+            </w:pPr>
+            <w:r>
+              <w:rPr>
+                <w:rFonts w:ascii="Noto Sans CJK KR" w:cs="Noto Sans CJK KR" w:eastAsia="Noto Sans CJK KR" w:hAnsi="Noto Sans CJK KR"/>
+                <w:b w:val="false"/>
+                <w:bCs w:val="false"/>
+                <w:i w:val="false"/>
+                <w:iCs w:val="false"/>
+                <w:sz w:val="22"/>
+                <w:szCs w:val="22"/>
+              </w:rPr>
+              <w:t xml:space="preserve"> </w:t>
+            </w:r>
+          </w:p>
+        </w:tc>
+        <w:tc>
+          <w:tcPr>
+            <w:tcW w:type="dxa" w:w="2250"/>
+          </w:tcPr>
+          <w:p>
+            <w:pPr>
+              <w:keepNext/>
+            </w:pPr>
+            <w:r>
+              <w:rPr>
+                <w:rFonts w:ascii="Noto Sans CJK KR" w:cs="Noto Sans CJK KR" w:eastAsia="Noto Sans CJK KR" w:hAnsi="Noto Sans CJK KR"/>
+                <w:b w:val="false"/>
+                <w:bCs w:val="false"/>
+                <w:i w:val="false"/>
+                <w:iCs w:val="false"/>
+                <w:sz w:val="22"/>
+                <w:szCs w:val="22"/>
+              </w:rPr>
+              <w:t xml:space="preserve">고객평점하락 *답변수</w:t>
+            </w:r>
+          </w:p>
+        </w:tc>
+        <w:tc>
+          <w:tcPr>
+            <w:tcW w:type="dxa" w:w="2250"/>
+          </w:tcPr>
+          <w:p>
+            <w:pPr>
+              <w:keepNext/>
+            </w:pPr>
+            <w:r>
+              <w:rPr>
+                <w:rFonts w:ascii="Noto Sans CJK KR" w:cs="Noto Sans CJK KR" w:eastAsia="Noto Sans CJK KR" w:hAnsi="Noto Sans CJK KR"/>
+                <w:b w:val="false"/>
+                <w:bCs w:val="false"/>
+                <w:i w:val="false"/>
+                <w:iCs w:val="false"/>
+                <w:sz w:val="22"/>
+                <w:szCs w:val="22"/>
+              </w:rPr>
+              <w:t xml:space="preserve">0.020*** (0.005)</w:t>
+            </w:r>
+          </w:p>
+        </w:tc>
+        <w:tc>
+          <w:tcPr>
+            <w:tcW w:type="dxa" w:w="2250"/>
+          </w:tcPr>
+          <w:p>
+            <w:pPr>
+              <w:keepNext/>
+            </w:pPr>
+            <w:r>
+              <w:rPr>
+                <w:rFonts w:ascii="Noto Sans CJK KR" w:cs="Noto Sans CJK KR" w:eastAsia="Noto Sans CJK KR" w:hAnsi="Noto Sans CJK KR"/>
+                <w:b w:val="false"/>
+                <w:bCs w:val="false"/>
+                <w:i w:val="false"/>
+                <w:iCs w:val="false"/>
+                <w:sz w:val="22"/>
+                <w:szCs w:val="22"/>
+              </w:rPr>
+              <w:t xml:space="preserve">-</w:t>
+            </w:r>
+          </w:p>
+        </w:tc>
+      </w:tr>
+      <w:tr>
+        <w:trPr>
+          <w:cantSplit/>
+        </w:trPr>
+        <w:tc>
+          <w:tcPr>
+            <w:tcW w:type="dxa" w:w="2250"/>
+          </w:tcPr>
+          <w:p>
+            <w:pPr>
+              <w:keepNext/>
+            </w:pPr>
+            <w:r>
+              <w:rPr>
+                <w:rFonts w:ascii="Noto Sans CJK KR" w:cs="Noto Sans CJK KR" w:eastAsia="Noto Sans CJK KR" w:hAnsi="Noto Sans CJK KR"/>
+                <w:b w:val="false"/>
+                <w:bCs w:val="false"/>
+                <w:i w:val="false"/>
+                <w:iCs w:val="false"/>
+                <w:sz w:val="22"/>
+                <w:szCs w:val="22"/>
+              </w:rPr>
+              <w:t xml:space="preserve">적시성</w:t>
+            </w:r>
+          </w:p>
+        </w:tc>
+        <w:tc>
+          <w:tcPr>
+            <w:tcW w:type="dxa" w:w="2250"/>
+          </w:tcPr>
+          <w:p>
+            <w:pPr>
+              <w:keepNext/>
+            </w:pPr>
+            <w:r>
+              <w:rPr>
+                <w:rFonts w:ascii="Noto Sans CJK KR" w:cs="Noto Sans CJK KR" w:eastAsia="Noto Sans CJK KR" w:hAnsi="Noto Sans CJK KR"/>
+                <w:b w:val="false"/>
+                <w:bCs w:val="false"/>
+                <w:i w:val="false"/>
+                <w:iCs w:val="false"/>
+                <w:sz w:val="22"/>
+                <w:szCs w:val="22"/>
+              </w:rPr>
+              <w:t xml:space="preserve">답변속도</w:t>
+            </w:r>
+          </w:p>
+        </w:tc>
+        <w:tc>
+          <w:tcPr>
+            <w:tcW w:type="dxa" w:w="2250"/>
+          </w:tcPr>
+          <w:p>
+            <w:pPr>
+              <w:keepNext/>
+            </w:pPr>
+            <w:r>
+              <w:rPr>
+                <w:rFonts w:ascii="Noto Sans CJK KR" w:cs="Noto Sans CJK KR" w:eastAsia="Noto Sans CJK KR" w:hAnsi="Noto Sans CJK KR"/>
+                <w:b w:val="false"/>
+                <w:bCs w:val="false"/>
+                <w:i w:val="false"/>
+                <w:iCs w:val="false"/>
+                <w:sz w:val="22"/>
+                <w:szCs w:val="22"/>
+              </w:rPr>
+              <w:t xml:space="preserve">0.033** (0.011)</w:t>
+            </w:r>
+          </w:p>
+        </w:tc>
+        <w:tc>
+          <w:tcPr>
+            <w:tcW w:type="dxa" w:w="2250"/>
+          </w:tcPr>
+          <w:p>
+            <w:pPr>
+              <w:keepNext/>
+            </w:pPr>
+            <w:r>
+              <w:rPr>
+                <w:rFonts w:ascii="Noto Sans CJK KR" w:cs="Noto Sans CJK KR" w:eastAsia="Noto Sans CJK KR" w:hAnsi="Noto Sans CJK KR"/>
+                <w:b w:val="false"/>
+                <w:bCs w:val="false"/>
+                <w:i w:val="false"/>
+                <w:iCs w:val="false"/>
+                <w:sz w:val="22"/>
+                <w:szCs w:val="22"/>
+              </w:rPr>
+              <w:t xml:space="preserve">0.039** (0.012)</w:t>
+            </w:r>
+          </w:p>
+        </w:tc>
+      </w:tr>
+      <w:tr>
+        <w:trPr>
+          <w:cantSplit/>
+        </w:trPr>
+        <w:tc>
+          <w:tcPr>
+            <w:tcW w:type="dxa" w:w="2250"/>
+          </w:tcPr>
+          <w:p>
+            <w:pPr>
+              <w:keepNext/>
+            </w:pPr>
+            <w:r>
+              <w:rPr>
+                <w:rFonts w:ascii="Noto Sans CJK KR" w:cs="Noto Sans CJK KR" w:eastAsia="Noto Sans CJK KR" w:hAnsi="Noto Sans CJK KR"/>
+                <w:b w:val="false"/>
+                <w:bCs w:val="false"/>
+                <w:i w:val="false"/>
+                <w:iCs w:val="false"/>
+                <w:sz w:val="22"/>
+                <w:szCs w:val="22"/>
+              </w:rPr>
+              <w:t xml:space="preserve"> </w:t>
+            </w:r>
+          </w:p>
+        </w:tc>
+        <w:tc>
+          <w:tcPr>
+            <w:tcW w:type="dxa" w:w="2250"/>
+          </w:tcPr>
+          <w:p>
+            <w:pPr>
+              <w:keepNext/>
+            </w:pPr>
+            <w:r>
+              <w:rPr>
+                <w:rFonts w:ascii="Noto Sans CJK KR" w:cs="Noto Sans CJK KR" w:eastAsia="Noto Sans CJK KR" w:hAnsi="Noto Sans CJK KR"/>
+                <w:b w:val="false"/>
+                <w:bCs w:val="false"/>
+                <w:i w:val="false"/>
+                <w:iCs w:val="false"/>
+                <w:sz w:val="22"/>
+                <w:szCs w:val="22"/>
+              </w:rPr>
+              <w:t xml:space="preserve">고객평점하락 *답변속도</w:t>
+            </w:r>
+          </w:p>
+        </w:tc>
+        <w:tc>
+          <w:tcPr>
+            <w:tcW w:type="dxa" w:w="2250"/>
+          </w:tcPr>
+          <w:p>
+            <w:pPr>
+              <w:keepNext/>
+            </w:pPr>
+            <w:r>
+              <w:rPr>
+                <w:rFonts w:ascii="Noto Sans CJK KR" w:cs="Noto Sans CJK KR" w:eastAsia="Noto Sans CJK KR" w:hAnsi="Noto Sans CJK KR"/>
+                <w:b w:val="false"/>
+                <w:bCs w:val="false"/>
+                <w:i w:val="false"/>
+                <w:iCs w:val="false"/>
+                <w:sz w:val="22"/>
+                <w:szCs w:val="22"/>
+              </w:rPr>
+              <w:t xml:space="preserve">-</w:t>
+            </w:r>
+          </w:p>
+        </w:tc>
+        <w:tc>
+          <w:tcPr>
+            <w:tcW w:type="dxa" w:w="2250"/>
+          </w:tcPr>
+          <w:p>
+            <w:pPr>
+              <w:keepNext/>
+            </w:pPr>
+            <w:r>
+              <w:rPr>
+                <w:rFonts w:ascii="Noto Sans CJK KR" w:cs="Noto Sans CJK KR" w:eastAsia="Noto Sans CJK KR" w:hAnsi="Noto Sans CJK KR"/>
+                <w:b w:val="false"/>
+                <w:bCs w:val="false"/>
+                <w:i w:val="false"/>
+                <w:iCs w:val="false"/>
+                <w:sz w:val="22"/>
+                <w:szCs w:val="22"/>
+              </w:rPr>
+              <w:t xml:space="preserve">-0.013 (0.011)</w:t>
+            </w:r>
+          </w:p>
+        </w:tc>
+      </w:tr>
+      <w:tr>
+        <w:trPr>
+          <w:cantSplit/>
+        </w:trPr>
+        <w:tc>
+          <w:tcPr>
+            <w:tcW w:type="dxa" w:w="2250"/>
+          </w:tcPr>
+          <w:p>
+            <w:pPr>
+              <w:keepNext/>
+            </w:pPr>
+            <w:r>
+              <w:rPr>
+                <w:rFonts w:ascii="Noto Sans CJK KR" w:cs="Noto Sans CJK KR" w:eastAsia="Noto Sans CJK KR" w:hAnsi="Noto Sans CJK KR"/>
+                <w:b w:val="false"/>
+                <w:bCs w:val="false"/>
+                <w:i w:val="false"/>
+                <w:iCs w:val="false"/>
+                <w:sz w:val="22"/>
+                <w:szCs w:val="22"/>
+              </w:rPr>
+              <w:t xml:space="preserve">통제 변수</w:t>
+            </w:r>
+          </w:p>
+        </w:tc>
+        <w:tc>
+          <w:tcPr>
+            <w:tcW w:type="dxa" w:w="2250"/>
+          </w:tcPr>
+          <w:p>
+            <w:pPr>
+              <w:keepNext/>
+            </w:pPr>
+            <w:r>
+              <w:rPr>
+                <w:rFonts w:ascii="Noto Sans CJK KR" w:cs="Noto Sans CJK KR" w:eastAsia="Noto Sans CJK KR" w:hAnsi="Noto Sans CJK KR"/>
+                <w:b w:val="false"/>
+                <w:bCs w:val="false"/>
+                <w:i w:val="false"/>
+                <w:iCs w:val="false"/>
+                <w:sz w:val="22"/>
+                <w:szCs w:val="22"/>
+              </w:rPr>
+              <w:t xml:space="preserve">누적리뷰수</w:t>
+            </w:r>
+          </w:p>
+        </w:tc>
+        <w:tc>
+          <w:tcPr>
+            <w:tcW w:type="dxa" w:w="2250"/>
+          </w:tcPr>
+          <w:p>
+            <w:pPr>
+              <w:keepNext/>
+            </w:pPr>
+            <w:r>
+              <w:rPr>
+                <w:rFonts w:ascii="Noto Sans CJK KR" w:cs="Noto Sans CJK KR" w:eastAsia="Noto Sans CJK KR" w:hAnsi="Noto Sans CJK KR"/>
+                <w:b w:val="false"/>
+                <w:bCs w:val="false"/>
+                <w:i w:val="false"/>
+                <w:iCs w:val="false"/>
+                <w:sz w:val="22"/>
+                <w:szCs w:val="22"/>
+              </w:rPr>
+              <w:t xml:space="preserve">0.129** (0.047)</w:t>
+            </w:r>
+          </w:p>
+        </w:tc>
+        <w:tc>
+          <w:tcPr>
+            <w:tcW w:type="dxa" w:w="2250"/>
+          </w:tcPr>
+          <w:p>
+            <w:pPr>
+              <w:keepNext/>
+            </w:pPr>
+            <w:r>
+              <w:rPr>
+                <w:rFonts w:ascii="Noto Sans CJK KR" w:cs="Noto Sans CJK KR" w:eastAsia="Noto Sans CJK KR" w:hAnsi="Noto Sans CJK KR"/>
+                <w:b w:val="false"/>
+                <w:bCs w:val="false"/>
+                <w:i w:val="false"/>
+                <w:iCs w:val="false"/>
+                <w:sz w:val="22"/>
+                <w:szCs w:val="22"/>
+              </w:rPr>
+              <w:t xml:space="preserve">0.130** (0.047)</w:t>
+            </w:r>
+          </w:p>
+        </w:tc>
+      </w:tr>
+      <w:tr>
+        <w:trPr>
+          <w:cantSplit/>
+        </w:trPr>
+        <w:tc>
+          <w:tcPr>
+            <w:tcW w:type="dxa" w:w="2250"/>
+          </w:tcPr>
+          <w:p>
+            <w:pPr>
+              <w:keepNext/>
+            </w:pPr>
+            <w:r>
+              <w:rPr>
+                <w:rFonts w:ascii="Noto Sans CJK KR" w:cs="Noto Sans CJK KR" w:eastAsia="Noto Sans CJK KR" w:hAnsi="Noto Sans CJK KR"/>
+                <w:b w:val="false"/>
+                <w:bCs w:val="false"/>
+                <w:i w:val="false"/>
+                <w:iCs w:val="false"/>
+                <w:sz w:val="22"/>
+                <w:szCs w:val="22"/>
+              </w:rPr>
+              <w:t xml:space="preserve"> </w:t>
+            </w:r>
+          </w:p>
+        </w:tc>
+        <w:tc>
+          <w:tcPr>
+            <w:tcW w:type="dxa" w:w="2250"/>
+          </w:tcPr>
+          <w:p>
+            <w:pPr>
+              <w:keepNext/>
+            </w:pPr>
+            <w:r>
+              <w:rPr>
+                <w:rFonts w:ascii="Noto Sans CJK KR" w:cs="Noto Sans CJK KR" w:eastAsia="Noto Sans CJK KR" w:hAnsi="Noto Sans CJK KR"/>
+                <w:b w:val="false"/>
+                <w:bCs w:val="false"/>
+                <w:i w:val="false"/>
+                <w:iCs w:val="false"/>
+                <w:sz w:val="22"/>
+                <w:szCs w:val="22"/>
+              </w:rPr>
+              <w:t xml:space="preserve">코로나확진자</w:t>
+            </w:r>
+          </w:p>
+        </w:tc>
+        <w:tc>
+          <w:tcPr>
+            <w:tcW w:type="dxa" w:w="2250"/>
+          </w:tcPr>
+          <w:p>
+            <w:pPr>
+              <w:keepNext/>
+            </w:pPr>
+            <w:r>
+              <w:rPr>
+                <w:rFonts w:ascii="Noto Sans CJK KR" w:cs="Noto Sans CJK KR" w:eastAsia="Noto Sans CJK KR" w:hAnsi="Noto Sans CJK KR"/>
+                <w:b w:val="false"/>
+                <w:bCs w:val="false"/>
+                <w:i w:val="false"/>
+                <w:iCs w:val="false"/>
+                <w:sz w:val="22"/>
+                <w:szCs w:val="22"/>
+              </w:rPr>
+              <w:t xml:space="preserve">-0.663*** (0.020)</w:t>
+            </w:r>
+          </w:p>
+        </w:tc>
+        <w:tc>
+          <w:tcPr>
+            <w:tcW w:type="dxa" w:w="2250"/>
+          </w:tcPr>
+          <w:p>
+            <w:pPr>
+              <w:keepNext/>
+            </w:pPr>
+            <w:r>
+              <w:rPr>
+                <w:rFonts w:ascii="Noto Sans CJK KR" w:cs="Noto Sans CJK KR" w:eastAsia="Noto Sans CJK KR" w:hAnsi="Noto Sans CJK KR"/>
+                <w:b w:val="false"/>
+                <w:bCs w:val="false"/>
+                <w:i w:val="false"/>
+                <w:iCs w:val="false"/>
+                <w:sz w:val="22"/>
+                <w:szCs w:val="22"/>
+              </w:rPr>
+              <w:t xml:space="preserve">-0.665*** (0.020)</w:t>
+            </w:r>
+          </w:p>
+        </w:tc>
+      </w:tr>
+      <w:tr>
+        <w:trPr>
+          <w:cantSplit/>
+        </w:trPr>
+        <w:tc>
+          <w:tcPr>
+            <w:tcW w:type="dxa" w:w="2250"/>
+          </w:tcPr>
+          <w:p>
+            <w:pPr>
+              <w:keepNext/>
+            </w:pPr>
+            <w:r>
+              <w:rPr>
+                <w:rFonts w:ascii="Noto Sans CJK KR" w:cs="Noto Sans CJK KR" w:eastAsia="Noto Sans CJK KR" w:hAnsi="Noto Sans CJK KR"/>
+                <w:b w:val="false"/>
+                <w:bCs w:val="false"/>
+                <w:i w:val="false"/>
+                <w:iCs w:val="false"/>
+                <w:sz w:val="22"/>
+                <w:szCs w:val="22"/>
+              </w:rPr>
+              <w:t xml:space="preserve"> </w:t>
+            </w:r>
+          </w:p>
+        </w:tc>
+        <w:tc>
+          <w:tcPr>
+            <w:tcW w:type="dxa" w:w="2250"/>
+          </w:tcPr>
+          <w:p>
+            <w:pPr>
+              <w:keepNext/>
+            </w:pPr>
+            <w:r>
+              <w:rPr>
+                <w:rFonts w:ascii="Noto Sans CJK KR" w:cs="Noto Sans CJK KR" w:eastAsia="Noto Sans CJK KR" w:hAnsi="Noto Sans CJK KR"/>
+                <w:b w:val="false"/>
+                <w:bCs w:val="false"/>
+                <w:i w:val="false"/>
+                <w:iCs w:val="false"/>
+                <w:sz w:val="22"/>
+                <w:szCs w:val="22"/>
+              </w:rPr>
+              <w:t xml:space="preserve">상수항</w:t>
+            </w:r>
+          </w:p>
+        </w:tc>
+        <w:tc>
+          <w:tcPr>
+            <w:tcW w:type="dxa" w:w="2250"/>
+          </w:tcPr>
+          <w:p>
+            <w:pPr>
+              <w:keepNext/>
+            </w:pPr>
+            <w:r>
+              <w:rPr>
+                <w:rFonts w:ascii="Noto Sans CJK KR" w:cs="Noto Sans CJK KR" w:eastAsia="Noto Sans CJK KR" w:hAnsi="Noto Sans CJK KR"/>
+                <w:b w:val="false"/>
+                <w:bCs w:val="false"/>
+                <w:i w:val="false"/>
+                <w:iCs w:val="false"/>
+                <w:sz w:val="22"/>
+                <w:szCs w:val="22"/>
+              </w:rPr>
+              <w:t xml:space="preserve">7.142*** (0.346)</w:t>
+            </w:r>
+          </w:p>
+        </w:tc>
+        <w:tc>
+          <w:tcPr>
+            <w:tcW w:type="dxa" w:w="2250"/>
+          </w:tcPr>
+          <w:p>
+            <w:pPr>
+              <w:keepNext/>
+            </w:pPr>
+            <w:r>
+              <w:rPr>
+                <w:rFonts w:ascii="Noto Sans CJK KR" w:cs="Noto Sans CJK KR" w:eastAsia="Noto Sans CJK KR" w:hAnsi="Noto Sans CJK KR"/>
+                <w:b w:val="false"/>
+                <w:bCs w:val="false"/>
+                <w:i w:val="false"/>
+                <w:iCs w:val="false"/>
+                <w:sz w:val="22"/>
+                <w:szCs w:val="22"/>
+              </w:rPr>
+              <w:t xml:space="preserve">7.142*** (0.346)</w:t>
+            </w:r>
+          </w:p>
+        </w:tc>
+      </w:tr>
+      <w:tr>
+        <w:trPr>
+          <w:cantSplit/>
+        </w:trPr>
+        <w:tc>
+          <w:tcPr>
+            <w:tcW w:type="dxa" w:w="2250"/>
+          </w:tcPr>
+          <w:p>
+            <w:pPr>
+              <w:keepNext/>
+            </w:pPr>
+            <w:r>
+              <w:rPr>
+                <w:rFonts w:ascii="Noto Sans CJK KR" w:cs="Noto Sans CJK KR" w:eastAsia="Noto Sans CJK KR" w:hAnsi="Noto Sans CJK KR"/>
+                <w:b w:val="false"/>
+                <w:bCs w:val="false"/>
+                <w:i w:val="false"/>
+                <w:iCs w:val="false"/>
+                <w:sz w:val="22"/>
+                <w:szCs w:val="22"/>
+              </w:rPr>
+              <w:t xml:space="preserve"> </w:t>
+            </w:r>
+          </w:p>
+        </w:tc>
+        <w:tc>
+          <w:tcPr>
+            <w:tcW w:type="dxa" w:w="2250"/>
+          </w:tcPr>
+          <w:p>
+            <w:pPr>
+              <w:keepNext/>
+            </w:pPr>
+            <w:r>
+              <w:rPr>
+                <w:rFonts w:ascii="Noto Sans CJK KR" w:cs="Noto Sans CJK KR" w:eastAsia="Noto Sans CJK KR" w:hAnsi="Noto Sans CJK KR"/>
+                <w:b w:val="false"/>
+                <w:bCs w:val="false"/>
+                <w:i w:val="false"/>
+                <w:iCs w:val="false"/>
+                <w:sz w:val="22"/>
+                <w:szCs w:val="22"/>
+              </w:rPr>
+              <w:t xml:space="preserve">관측치수</w:t>
+            </w:r>
+          </w:p>
+        </w:tc>
+        <w:tc>
+          <w:tcPr>
+            <w:tcW w:type="dxa" w:w="2250"/>
+          </w:tcPr>
+          <w:p>
+            <w:pPr>
+              <w:keepNext/>
+            </w:pPr>
+            <w:r>
+              <w:rPr>
+                <w:rFonts w:ascii="Noto Sans CJK KR" w:cs="Noto Sans CJK KR" w:eastAsia="Noto Sans CJK KR" w:hAnsi="Noto Sans CJK KR"/>
+                <w:b w:val="false"/>
+                <w:bCs w:val="false"/>
+                <w:i w:val="false"/>
+                <w:iCs w:val="false"/>
+                <w:sz w:val="22"/>
+                <w:szCs w:val="22"/>
+              </w:rPr>
+              <w:t xml:space="preserve">26,734</w:t>
+            </w:r>
+          </w:p>
+        </w:tc>
+        <w:tc>
+          <w:tcPr>
+            <w:tcW w:type="dxa" w:w="2250"/>
+          </w:tcPr>
+          <w:p>
+            <w:pPr>
+              <w:keepNext/>
+            </w:pPr>
+            <w:r>
+              <w:rPr>
+                <w:rFonts w:ascii="Noto Sans CJK KR" w:cs="Noto Sans CJK KR" w:eastAsia="Noto Sans CJK KR" w:hAnsi="Noto Sans CJK KR"/>
+                <w:b w:val="false"/>
+                <w:bCs w:val="false"/>
+                <w:i w:val="false"/>
+                <w:iCs w:val="false"/>
+                <w:sz w:val="22"/>
+                <w:szCs w:val="22"/>
+              </w:rPr>
+              <w:t xml:space="preserve">26,734</w:t>
+            </w:r>
+          </w:p>
+        </w:tc>
+      </w:tr>
+      <w:tr>
+        <w:trPr>
+          <w:cantSplit/>
+        </w:trPr>
+        <w:tc>
+          <w:tcPr>
+            <w:tcW w:type="dxa" w:w="2250"/>
+          </w:tcPr>
+          <w:p>
+            <w:pPr>
+              <w:keepNext/>
+            </w:pPr>
+            <w:r>
+              <w:rPr>
+                <w:rFonts w:ascii="Noto Sans CJK KR" w:cs="Noto Sans CJK KR" w:eastAsia="Noto Sans CJK KR" w:hAnsi="Noto Sans CJK KR"/>
+                <w:b w:val="false"/>
+                <w:bCs w:val="false"/>
+                <w:i w:val="false"/>
+                <w:iCs w:val="false"/>
+                <w:sz w:val="22"/>
+                <w:szCs w:val="22"/>
+              </w:rPr>
+              <w:t xml:space="preserve"> </w:t>
+            </w:r>
+          </w:p>
+        </w:tc>
+        <w:tc>
+          <w:tcPr>
+            <w:tcW w:type="dxa" w:w="2250"/>
+          </w:tcPr>
+          <w:p>
+            <w:pPr>
+              <w:keepNext/>
+            </w:pPr>
+            <w:r>
+              <w:rPr>
+                <w:rFonts w:ascii="Noto Sans CJK KR" w:cs="Noto Sans CJK KR" w:eastAsia="Noto Sans CJK KR" w:hAnsi="Noto Sans CJK KR"/>
+                <w:b w:val="false"/>
+                <w:bCs w:val="false"/>
+                <w:i w:val="false"/>
+                <w:iCs w:val="false"/>
+                <w:sz w:val="22"/>
+                <w:szCs w:val="22"/>
+              </w:rPr>
+              <w:t xml:space="preserve">그룹수</w:t>
+            </w:r>
+          </w:p>
+        </w:tc>
+        <w:tc>
+          <w:tcPr>
+            <w:tcW w:type="dxa" w:w="2250"/>
+          </w:tcPr>
+          <w:p>
+            <w:pPr>
+              <w:keepNext/>
+            </w:pPr>
+            <w:r>
+              <w:rPr>
+                <w:rFonts w:ascii="Noto Sans CJK KR" w:cs="Noto Sans CJK KR" w:eastAsia="Noto Sans CJK KR" w:hAnsi="Noto Sans CJK KR"/>
+                <w:b w:val="false"/>
+                <w:bCs w:val="false"/>
+                <w:i w:val="false"/>
+                <w:iCs w:val="false"/>
+                <w:sz w:val="22"/>
+                <w:szCs w:val="22"/>
+              </w:rPr>
+              <w:t xml:space="preserve">856</w:t>
+            </w:r>
+          </w:p>
+        </w:tc>
+        <w:tc>
+          <w:tcPr>
+            <w:tcW w:type="dxa" w:w="2250"/>
+          </w:tcPr>
+          <w:p>
+            <w:pPr>
+              <w:keepNext/>
+            </w:pPr>
+            <w:r>
+              <w:rPr>
+                <w:rFonts w:ascii="Noto Sans CJK KR" w:cs="Noto Sans CJK KR" w:eastAsia="Noto Sans CJK KR" w:hAnsi="Noto Sans CJK KR"/>
+                <w:b w:val="false"/>
+                <w:bCs w:val="false"/>
+                <w:i w:val="false"/>
+                <w:iCs w:val="false"/>
+                <w:sz w:val="22"/>
+                <w:szCs w:val="22"/>
+              </w:rPr>
+              <w:t xml:space="preserve">856</w:t>
+            </w:r>
+          </w:p>
+        </w:tc>
+      </w:tr>
+      <w:tr>
+        <w:trPr>
+          <w:cantSplit/>
+        </w:trPr>
+        <w:tc>
+          <w:tcPr>
+            <w:tcW w:type="dxa" w:w="2250"/>
+          </w:tcPr>
+          <w:p>
+            <w:pPr>
+              <w:keepNext/>
+            </w:pPr>
+            <w:r>
+              <w:rPr>
+                <w:rFonts w:ascii="Noto Sans CJK KR" w:cs="Noto Sans CJK KR" w:eastAsia="Noto Sans CJK KR" w:hAnsi="Noto Sans CJK KR"/>
+                <w:b w:val="false"/>
+                <w:bCs w:val="false"/>
+                <w:i w:val="false"/>
+                <w:iCs w:val="false"/>
+                <w:sz w:val="22"/>
+                <w:szCs w:val="22"/>
+              </w:rPr>
+              <w:t xml:space="preserve"> </w:t>
+            </w:r>
+          </w:p>
+        </w:tc>
+        <w:tc>
+          <w:tcPr>
+            <w:tcW w:type="dxa" w:w="2250"/>
+          </w:tcPr>
+          <w:p>
+            <w:pPr>
+              <w:keepNext/>
+            </w:pPr>
+            <w:r>
+              <w:rPr>
+                <w:rFonts w:ascii="Noto Sans CJK KR" w:cs="Noto Sans CJK KR" w:eastAsia="Noto Sans CJK KR" w:hAnsi="Noto Sans CJK KR"/>
+                <w:b w:val="false"/>
+                <w:bCs w:val="false"/>
+                <w:i w:val="false"/>
+                <w:iCs w:val="false"/>
+                <w:sz w:val="22"/>
+                <w:szCs w:val="22"/>
+              </w:rPr>
+              <w:t xml:space="preserve">Adjusted R2</w:t>
+            </w:r>
+          </w:p>
+        </w:tc>
+        <w:tc>
+          <w:tcPr>
+            <w:tcW w:type="dxa" w:w="2250"/>
+          </w:tcPr>
+          <w:p>
+            <w:pPr>
+              <w:keepNext/>
+            </w:pPr>
+            <w:r>
+              <w:rPr>
+                <w:rFonts w:ascii="Noto Sans CJK KR" w:cs="Noto Sans CJK KR" w:eastAsia="Noto Sans CJK KR" w:hAnsi="Noto Sans CJK KR"/>
+                <w:b w:val="false"/>
+                <w:bCs w:val="false"/>
+                <w:i w:val="false"/>
+                <w:iCs w:val="false"/>
+                <w:sz w:val="22"/>
+                <w:szCs w:val="22"/>
+              </w:rPr>
+              <w:t xml:space="preserve">0.480</w:t>
+            </w:r>
+          </w:p>
+        </w:tc>
+        <w:tc>
+          <w:tcPr>
+            <w:tcW w:type="dxa" w:w="2250"/>
+          </w:tcPr>
+          <w:p>
+            <w:pPr>
+              <w:keepNext/>
+            </w:pPr>
+            <w:r>
+              <w:rPr>
+                <w:rFonts w:ascii="Noto Sans CJK KR" w:cs="Noto Sans CJK KR" w:eastAsia="Noto Sans CJK KR" w:hAnsi="Noto Sans CJK KR"/>
+                <w:b w:val="false"/>
+                <w:bCs w:val="false"/>
+                <w:i w:val="false"/>
+                <w:iCs w:val="false"/>
+                <w:sz w:val="22"/>
+                <w:szCs w:val="22"/>
+              </w:rPr>
+              <w:t xml:space="preserve">0.479</w:t>
+            </w:r>
+          </w:p>
+        </w:tc>
+      </w:tr>
+    </w:tbl>
+    <w:p>
+      <w:pPr>
+        <w:spacing w:after="100"/>
+      </w:pPr>
+      <w:r>
+        <w:t xml:space="preserve"/>
+      </w:r>
+    </w:p>
+    <w:p>
+      <w:pPr>
+        <w:spacing w:after="40" w:before="40"/>
+      </w:pPr>
+      <w:r>
+        <w:t xml:space="preserve"/>
+      </w:r>
+    </w:p>
+    <w:p>
+      <w:pPr>
+        <w:spacing w:after="60" w:before="60" w:line="320"/>
+      </w:pPr>
+      <w:r>
+        <w:rPr>
+          <w:rFonts w:ascii="Noto Sans CJK KR" w:cs="Noto Sans CJK KR" w:eastAsia="Noto Sans CJK KR" w:hAnsi="Noto Sans CJK KR"/>
+          <w:b w:val="false"/>
+          <w:bCs w:val="false"/>
+          <w:i/>
+          <w:iCs/>
+          <w:sz w:val="22"/>
+          <w:szCs w:val="22"/>
+        </w:rPr>
+        <w:t xml:space="preserve">통계적 유의수준: ***p &lt;0.001, **p &lt; 0.01, *p &lt; 0.05. 괄호는 표준오차.</w:t>
+      </w:r>
+    </w:p>
+    <w:p>
+      <w:pPr>
+        <w:spacing w:after="40" w:before="40"/>
+      </w:pPr>
+      <w:r>
+        <w:t xml:space="preserve"/>
+      </w:r>
+    </w:p>
+    <w:p>
+      <w:pPr>
+        <w:spacing w:after="60" w:before="60" w:line="320"/>
+      </w:pPr>
+      <w:r>
+        <w:rPr>
+          <w:rFonts w:ascii="Noto Sans CJK KR" w:cs="Noto Sans CJK KR" w:eastAsia="Noto Sans CJK KR" w:hAnsi="Noto Sans CJK KR"/>
+          <w:b/>
+          <w:bCs/>
+          <w:i w:val="false"/>
+          <w:iCs w:val="false"/>
+          <w:sz w:val="22"/>
+          <w:szCs w:val="22"/>
+        </w:rPr>
+        <w:t xml:space="preserve">원고 &lt;그림 3&gt; — 옮겨 싣지 않는다</w:t>
+      </w:r>
+    </w:p>
+    <w:p>
+      <w:pPr>
+        <w:spacing w:after="40" w:before="40"/>
+      </w:pPr>
+      <w:r>
+        <w:t xml:space="preserve"/>
+      </w:r>
+    </w:p>
+    <w:p>
+      <w:pPr>
+        <w:pBdr>
+          <w:left w:val="single" w:color="AAAAAA" w:sz="12" w:space="8"/>
+        </w:pBdr>
+        <w:shd w:fill="F8F8F8" w:color="auto" w:val="clear"/>
+        <w:spacing w:after="40" w:before="40"/>
+        <w:ind w:left="400"/>
+      </w:pPr>
+      <w:r>
+        <w:rPr>
+          <w:rFonts w:ascii="Noto Sans CJK KR" w:cs="Noto Sans CJK KR" w:eastAsia="Noto Sans CJK KR" w:hAnsi="Noto Sans CJK KR"/>
+          <w:b w:val="false"/>
+          <w:bCs w:val="false"/>
+          <w:i w:val="false"/>
+          <w:iCs w:val="false"/>
+          <w:sz w:val="22"/>
+          <w:szCs w:val="22"/>
+        </w:rPr>
+        <w:t xml:space="preserve">캡션은 </w:t>
+      </w:r>
+      <w:r>
+        <w:rPr>
+          <w:rFonts w:ascii="Noto Sans Mono CJK KR" w:cs="Noto Sans Mono CJK KR" w:eastAsia="Noto Sans Mono CJK KR" w:hAnsi="Noto Sans Mono CJK KR"/>
+          <w:b w:val="false"/>
+          <w:bCs w:val="false"/>
+          <w:i w:val="false"/>
+          <w:iCs w:val="false"/>
+          <w:sz w:val="20"/>
+          <w:szCs w:val="20"/>
+        </w:rPr>
+        <w:t xml:space="preserve">&lt;그림 3&gt; 평판 하락의 조절효과 그래프</w:t>
+      </w:r>
+      <w:r>
+        <w:rPr>
+          <w:rFonts w:ascii="Noto Sans CJK KR" w:cs="Noto Sans CJK KR" w:eastAsia="Noto Sans CJK KR" w:hAnsi="Noto Sans CJK KR"/>
+          <w:b w:val="false"/>
+          <w:bCs w:val="false"/>
+          <w:i w:val="false"/>
+          <w:iCs w:val="false"/>
+          <w:sz w:val="22"/>
+          <w:szCs w:val="22"/>
+        </w:rPr>
+        <w:t xml:space="preserve">, 축 라벨은 </w:t>
+      </w:r>
+      <w:r>
+        <w:rPr>
+          <w:rFonts w:ascii="Noto Sans Mono CJK KR" w:cs="Noto Sans Mono CJK KR" w:eastAsia="Noto Sans Mono CJK KR" w:hAnsi="Noto Sans Mono CJK KR"/>
+          <w:b w:val="false"/>
+          <w:bCs w:val="false"/>
+          <w:i w:val="false"/>
+          <w:iCs w:val="false"/>
+          <w:sz w:val="20"/>
+          <w:szCs w:val="20"/>
+        </w:rPr>
+        <w:t xml:space="preserve">(모형 3) 평판 하락 × 적극성</w:t>
+      </w:r>
+      <w:r>
+        <w:rPr>
+          <w:rFonts w:ascii="Noto Sans CJK KR" w:cs="Noto Sans CJK KR" w:eastAsia="Noto Sans CJK KR" w:hAnsi="Noto Sans CJK KR"/>
+          <w:b w:val="false"/>
+          <w:bCs w:val="false"/>
+          <w:i w:val="false"/>
+          <w:iCs w:val="false"/>
+          <w:sz w:val="22"/>
+          <w:szCs w:val="22"/>
+        </w:rPr>
+        <w:t xml:space="preserve"> 이다.</w:t>
+      </w:r>
+    </w:p>
+    <w:p>
+      <w:pPr>
+        <w:pBdr>
+          <w:left w:val="single" w:color="AAAAAA" w:sz="12" w:space="8"/>
+        </w:pBdr>
+        <w:shd w:fill="F8F8F8" w:color="auto" w:val="clear"/>
+        <w:spacing w:after="40" w:before="40"/>
+        <w:ind w:left="400"/>
+      </w:pPr>
+      <w:r>
+        <w:rPr>
+          <w:rFonts w:ascii="Noto Sans CJK KR" w:cs="Noto Sans CJK KR" w:eastAsia="Noto Sans CJK KR" w:hAnsi="Noto Sans CJK KR"/>
+          <w:b w:val="false"/>
+          <w:bCs w:val="false"/>
+          <w:i w:val="false"/>
+          <w:iCs w:val="false"/>
+          <w:sz w:val="22"/>
+          <w:szCs w:val="22"/>
+        </w:rPr>
+        <w:t xml:space="preserve">원고가 이 그림에서 보인 것은 다음 한 문장이다 — </w:t>
+      </w:r>
+      <w:r>
+        <w:rPr>
+          <w:rFonts w:ascii="Noto Sans CJK KR" w:cs="Noto Sans CJK KR" w:eastAsia="Noto Sans CJK KR" w:hAnsi="Noto Sans CJK KR"/>
+          <w:b w:val="false"/>
+          <w:bCs w:val="false"/>
+          <w:i/>
+          <w:iCs/>
+          <w:sz w:val="22"/>
+          <w:szCs w:val="22"/>
+        </w:rPr>
+        <w:t xml:space="preserve">"평판이 하락함에 따라 부정적 리뷰에 대한 호스트의 적극적인 대응이 성공에 더욱 효과적임을 보였다."</w:t>
+      </w:r>
+    </w:p>
+    <w:p>
+      <w:pPr>
+        <w:pBdr>
+          <w:left w:val="single" w:color="AAAAAA" w:sz="12" w:space="8"/>
+        </w:pBdr>
+        <w:shd w:fill="F8F8F8" w:color="auto" w:val="clear"/>
+        <w:spacing w:after="40" w:before="40"/>
+        <w:ind w:left="400"/>
+      </w:pPr>
+      <w:r>
+        <w:rPr>
+          <w:rFonts w:ascii="Noto Sans CJK KR" w:cs="Noto Sans CJK KR" w:eastAsia="Noto Sans CJK KR" w:hAnsi="Noto Sans CJK KR"/>
+          <w:b w:val="false"/>
+          <w:bCs w:val="false"/>
+          <w:i w:val="false"/>
+          <w:iCs w:val="false"/>
+          <w:sz w:val="22"/>
+          <w:szCs w:val="22"/>
+        </w:rPr>
+        <w:t xml:space="preserve">도판은 원 논문에서 직접 확인한다.</w:t>
       </w:r>
     </w:p>
     <w:p>
